--- a/MichaelBobakCV.docx
+++ b/MichaelBobakCV.docx
@@ -104,16 +104,21 @@
     <w:p>
       <w:pPr>
         <w:pStyle w:val="LO-normal"/>
-        <w:rPr/>
+        <w:rPr>
+          <w:rFonts w:ascii="Arimo" w:hAnsi="Arimo"/>
+        </w:rPr>
       </w:pPr>
       <w:r>
         <w:rPr>
+          <w:rFonts w:ascii="Arimo" w:hAnsi="Arimo"/>
           <w:b/>
         </w:rPr>
         <w:t xml:space="preserve">Computational problem solver </w:t>
       </w:r>
       <w:r>
-        <w:rPr/>
+        <w:rPr>
+          <w:rFonts w:ascii="Arimo" w:hAnsi="Arimo"/>
+        </w:rPr>
         <w:t>with decades of Research-Programming/Knowledge-Engineering, AI/Knowledge-Based Modeling &amp; Simulation aids for process improvement to teaching, around physical science research at first then to a much broader set of problems where I brought years of AI study to bear.</w:t>
       </w:r>
     </w:p>
@@ -121,11 +126,12 @@
       <w:pPr>
         <w:pStyle w:val="Heading1"/>
         <w:rPr>
-          <w:shd w:fill="F6EAEE" w:val="clear"/>
+          <w:rFonts w:ascii="Arimo" w:hAnsi="Arimo"/>
         </w:rPr>
       </w:pPr>
       <w:r>
         <w:rPr>
+          <w:rFonts w:ascii="Arimo" w:hAnsi="Arimo"/>
           <w:shd w:fill="F6EAEE" w:val="clear"/>
         </w:rPr>
         <w:t>Experience</w:t>
@@ -134,10 +140,14 @@
     <w:p>
       <w:pPr>
         <w:pStyle w:val="Heading2"/>
-        <w:rPr/>
+        <w:rPr>
+          <w:rFonts w:ascii="Arimo" w:hAnsi="Arimo"/>
+        </w:rPr>
       </w:pPr>
       <w:r>
-        <w:rPr/>
+        <w:rPr>
+          <w:rFonts w:ascii="Arimo" w:hAnsi="Arimo"/>
+        </w:rPr>
         <w:t>2023 – Present</w:t>
       </w:r>
     </w:p>
@@ -150,7 +160,7 @@
         <w:r>
           <w:rPr>
             <w:rStyle w:val="Hyperlink"/>
-            <w:rFonts w:ascii="DejaVuSans;serif" w:hAnsi="DejaVuSans;serif"/>
+            <w:rFonts w:ascii="Arimo" w:hAnsi="Arimo"/>
             <w:b w:val="false"/>
             <w:i w:val="false"/>
             <w:caps w:val="false"/>
@@ -165,7 +175,7 @@
       </w:hyperlink>
       <w:r>
         <w:rPr>
-          <w:rFonts w:ascii="DejaVuSans;serif" w:hAnsi="DejaVuSans;serif"/>
+          <w:rFonts w:ascii="Arimo" w:hAnsi="Arimo"/>
           <w:b w:val="false"/>
           <w:i w:val="false"/>
           <w:caps w:val="false"/>
@@ -178,6 +188,7 @@
       </w:r>
       <w:r>
         <w:rPr>
+          <w:rFonts w:ascii="Arimo" w:hAnsi="Arimo"/>
           <w:b/>
         </w:rPr>
         <w:t xml:space="preserve">  xendat.com/vrtx.com</w:t>
@@ -186,26 +197,45 @@
     <w:p>
       <w:pPr>
         <w:pStyle w:val="LO-normal"/>
-        <w:rPr/>
+        <w:rPr>
+          <w:rFonts w:ascii="Arimo" w:hAnsi="Arimo"/>
+        </w:rPr>
       </w:pPr>
       <w:r>
         <w:rPr>
+          <w:rFonts w:ascii="Arimo" w:hAnsi="Arimo"/>
           <w:sz w:val="22"/>
           <w:szCs w:val="22"/>
         </w:rPr>
-        <w:t xml:space="preserve">Contract to a pharma’s Ontology Group [Python, Triple-Stores, Semantic-Web-Libs] </w:t>
+        <w:t xml:space="preserve">Contract to a pharma’s Ontology Group using: Python, SPARQL, Triple-Stores, (web)Protege, Semantic-Web-Libs. Wrote new libs used for both a Semantic-ETL and for an automated QA/QC, aiding Ontologist &amp; BizDev, </w:t>
+      </w:r>
+      <w:r>
+        <w:rPr>
+          <w:rFonts w:ascii="Arimo" w:hAnsi="Arimo"/>
+          <w:sz w:val="22"/>
+          <w:szCs w:val="22"/>
+        </w:rPr>
+        <w:t>&amp;</w:t>
+      </w:r>
+      <w:r>
+        <w:rPr>
+          <w:rFonts w:ascii="Arimo" w:hAnsi="Arimo"/>
+          <w:sz w:val="22"/>
+          <w:szCs w:val="22"/>
+        </w:rPr>
+        <w:t xml:space="preserve"> several apps </w:t>
       </w:r>
     </w:p>
     <w:p>
       <w:pPr>
         <w:pStyle w:val="LO-normal"/>
         <w:rPr>
-          <w:sz w:val="12"/>
-          <w:szCs w:val="12"/>
+          <w:rFonts w:ascii="Arimo" w:hAnsi="Arimo"/>
         </w:rPr>
       </w:pPr>
       <w:r>
         <w:rPr>
+          <w:rFonts w:ascii="Arimo" w:hAnsi="Arimo"/>
           <w:sz w:val="12"/>
           <w:szCs w:val="12"/>
         </w:rPr>
@@ -215,10 +245,14 @@
     <w:p>
       <w:pPr>
         <w:pStyle w:val="Heading2"/>
-        <w:rPr/>
+        <w:rPr>
+          <w:rFonts w:ascii="Arimo" w:hAnsi="Arimo"/>
+        </w:rPr>
       </w:pPr>
       <w:r>
-        <w:rPr/>
+        <w:rPr>
+          <w:rFonts w:ascii="Arimo" w:hAnsi="Arimo"/>
+        </w:rPr>
         <w:t>2018 - 2025</w:t>
       </w:r>
     </w:p>
@@ -229,6 +263,7 @@
       </w:pPr>
       <w:r>
         <w:rPr>
+          <w:rFonts w:ascii="Arimo" w:hAnsi="Arimo"/>
           <w:b/>
         </w:rPr>
         <w:t xml:space="preserve">Sr AI Research Engineer  </w:t>
@@ -236,7 +271,8 @@
       <w:hyperlink r:id="rId7">
         <w:r>
           <w:rPr>
-            <w:rStyle w:val="ListLabel2"/>
+            <w:rStyle w:val="ListLabel3"/>
+            <w:rFonts w:ascii="Arimo" w:hAnsi="Arimo"/>
             <w:color w:val="8E58B6"/>
             <w:u w:val="single"/>
           </w:rPr>
@@ -247,11 +283,13 @@
     <w:p>
       <w:pPr>
         <w:pStyle w:val="LO-normal"/>
-        <w:rPr/>
+        <w:rPr>
+          <w:rFonts w:ascii="Arimo" w:hAnsi="Arimo"/>
+        </w:rPr>
       </w:pPr>
       <w:r>
         <w:rPr>
-          <w:rFonts w:eastAsia="PT Sans" w:cs="PT Sans" w:ascii="PT Sans" w:hAnsi="PT Sans"/>
+          <w:rFonts w:eastAsia="PT Sans" w:cs="PT Sans" w:ascii="Arimo" w:hAnsi="Arimo"/>
           <w:color w:val="333333"/>
           <w:sz w:val="19"/>
           <w:szCs w:val="19"/>
@@ -261,6 +299,7 @@
       </w:r>
       <w:r>
         <w:rPr>
+          <w:rFonts w:ascii="Arimo" w:hAnsi="Arimo"/>
           <w:sz w:val="22"/>
           <w:szCs w:val="22"/>
         </w:rPr>
@@ -271,12 +310,12 @@
       <w:pPr>
         <w:pStyle w:val="Heading2"/>
         <w:rPr>
-          <w:sz w:val="12"/>
-          <w:szCs w:val="12"/>
+          <w:rFonts w:ascii="Arimo" w:hAnsi="Arimo"/>
         </w:rPr>
       </w:pPr>
       <w:r>
         <w:rPr>
+          <w:rFonts w:ascii="Arimo" w:hAnsi="Arimo"/>
           <w:sz w:val="12"/>
           <w:szCs w:val="12"/>
         </w:rPr>
@@ -286,26 +325,25 @@
     <w:p>
       <w:pPr>
         <w:pStyle w:val="Heading2"/>
-        <w:rPr/>
+        <w:rPr>
+          <w:rFonts w:ascii="Arimo" w:hAnsi="Arimo"/>
+        </w:rPr>
       </w:pPr>
       <w:r>
-        <w:rPr/>
+        <w:rPr>
+          <w:rFonts w:ascii="Arimo" w:hAnsi="Arimo"/>
+        </w:rPr>
         <w:t>2019 - 2023</w:t>
       </w:r>
     </w:p>
     <w:p>
       <w:pPr>
         <w:pStyle w:val="LO-normal"/>
-        <w:rPr>
-          <w:rFonts w:ascii="Helvetica Neue" w:hAnsi="Helvetica Neue" w:eastAsia="Helvetica Neue" w:cs="Helvetica Neue"/>
-          <w:color w:val="8E58B6"/>
-          <w:sz w:val="18"/>
-          <w:szCs w:val="18"/>
-          <w:u w:val="single"/>
-        </w:rPr>
+        <w:rPr/>
       </w:pPr>
       <w:r>
         <w:rPr>
+          <w:rFonts w:ascii="Arimo" w:hAnsi="Arimo"/>
           <w:b/>
         </w:rPr>
         <w:t xml:space="preserve">Sr Research Software Engineer </w:t>
@@ -313,8 +351,8 @@
       <w:hyperlink r:id="rId8">
         <w:r>
           <w:rPr>
-            <w:rStyle w:val="ListLabel3"/>
-            <w:rFonts w:eastAsia="Helvetica Neue" w:cs="Helvetica Neue" w:ascii="Helvetica Neue" w:hAnsi="Helvetica Neue"/>
+            <w:rStyle w:val="ListLabel4"/>
+            <w:rFonts w:eastAsia="Helvetica Neue" w:cs="Helvetica Neue" w:ascii="Arimo" w:hAnsi="Arimo"/>
             <w:color w:val="8E58B6"/>
             <w:sz w:val="20"/>
             <w:szCs w:val="20"/>
@@ -327,17 +365,11 @@
     <w:p>
       <w:pPr>
         <w:pStyle w:val="LO-normal"/>
-        <w:rPr>
-          <w:rFonts w:ascii="PT Sans" w:hAnsi="PT Sans" w:eastAsia="PT Sans" w:cs="PT Sans"/>
-          <w:color w:val="333333"/>
-          <w:sz w:val="19"/>
-          <w:szCs w:val="19"/>
-          <w:shd w:fill="FCFCFC" w:val="clear"/>
-        </w:rPr>
+        <w:rPr/>
       </w:pPr>
       <w:r>
         <w:rPr>
-          <w:rFonts w:eastAsia="PT Sans" w:cs="PT Sans" w:ascii="PT Sans" w:hAnsi="PT Sans"/>
+          <w:rFonts w:eastAsia="PT Sans" w:cs="PT Sans" w:ascii="Arimo" w:hAnsi="Arimo"/>
           <w:color w:val="333333"/>
           <w:sz w:val="19"/>
           <w:szCs w:val="19"/>
@@ -347,6 +379,7 @@
       </w:r>
       <w:r>
         <w:rPr>
+          <w:rFonts w:ascii="Arimo" w:hAnsi="Arimo"/>
           <w:sz w:val="22"/>
           <w:szCs w:val="22"/>
         </w:rPr>
@@ -355,7 +388,8 @@
       <w:hyperlink r:id="rId9">
         <w:r>
           <w:rPr>
-            <w:rStyle w:val="ListLabel4"/>
+            <w:rStyle w:val="ListLabel5"/>
+            <w:rFonts w:ascii="Arimo" w:hAnsi="Arimo"/>
             <w:color w:val="8E58B6"/>
             <w:sz w:val="19"/>
             <w:szCs w:val="19"/>
@@ -366,6 +400,7 @@
       </w:hyperlink>
       <w:r>
         <w:rPr>
+          <w:rFonts w:ascii="Arimo" w:hAnsi="Arimo"/>
           <w:color w:val="8E58B6"/>
           <w:sz w:val="19"/>
           <w:szCs w:val="19"/>
@@ -376,7 +411,8 @@
       <w:hyperlink r:id="rId10">
         <w:r>
           <w:rPr>
-            <w:rStyle w:val="ListLabel4"/>
+            <w:rStyle w:val="ListLabel5"/>
+            <w:rFonts w:ascii="Arimo" w:hAnsi="Arimo"/>
             <w:color w:val="8E58B6"/>
             <w:sz w:val="19"/>
             <w:szCs w:val="19"/>
@@ -387,6 +423,7 @@
       </w:hyperlink>
       <w:r>
         <w:rPr>
+          <w:rFonts w:ascii="Arimo" w:hAnsi="Arimo"/>
           <w:sz w:val="22"/>
           <w:szCs w:val="22"/>
         </w:rPr>
@@ -394,7 +431,7 @@
       </w:r>
       <w:r>
         <w:rPr>
-          <w:rFonts w:eastAsia="PT Sans" w:cs="PT Sans" w:ascii="PT Sans" w:hAnsi="PT Sans"/>
+          <w:rFonts w:eastAsia="PT Sans" w:cs="PT Sans" w:ascii="Arimo" w:hAnsi="Arimo"/>
           <w:color w:val="333333"/>
           <w:sz w:val="19"/>
           <w:szCs w:val="19"/>
@@ -415,27 +452,12 @@
         <w:ind w:hanging="0" w:left="0" w:right="0"/>
         <w:jc w:val="left"/>
         <w:rPr>
-          <w:rFonts w:ascii="Times New Roman" w:hAnsi="Times New Roman" w:eastAsia="Times New Roman" w:cs="Times New Roman"/>
-          <w:b w:val="false"/>
-          <w:i w:val="false"/>
-          <w:i w:val="false"/>
-          <w:caps w:val="false"/>
-          <w:smallCaps w:val="false"/>
-          <w:strike w:val="false"/>
-          <w:dstrike w:val="false"/>
-          <w:color w:val="000000"/>
-          <w:position w:val="0"/>
-          <w:sz w:val="22"/>
-          <w:sz w:val="22"/>
-          <w:szCs w:val="22"/>
-          <w:u w:val="none"/>
-          <w:shd w:fill="auto" w:val="clear"/>
-          <w:vertAlign w:val="baseline"/>
+          <w:rFonts w:ascii="Arimo" w:hAnsi="Arimo"/>
         </w:rPr>
       </w:pPr>
       <w:r>
         <w:rPr>
-          <w:rFonts w:eastAsia="PT Sans" w:cs="PT Sans" w:ascii="PT Sans" w:hAnsi="PT Sans"/>
+          <w:rFonts w:eastAsia="PT Sans" w:cs="PT Sans" w:ascii="Arimo" w:hAnsi="Arimo"/>
           <w:b w:val="false"/>
           <w:i w:val="false"/>
           <w:caps w:val="false"/>
@@ -455,7 +477,7 @@
       </w:r>
       <w:r>
         <w:rPr>
-          <w:rFonts w:eastAsia="Times New Roman" w:cs="Times New Roman"/>
+          <w:rFonts w:eastAsia="Times New Roman" w:cs="Times New Roman" w:ascii="Arimo" w:hAnsi="Arimo"/>
           <w:b w:val="false"/>
           <w:i w:val="false"/>
           <w:caps w:val="false"/>
@@ -486,29 +508,14 @@
         <w:ind w:hanging="0" w:left="0" w:right="0"/>
         <w:jc w:val="left"/>
         <w:rPr>
-          <w:rFonts w:ascii="Times New Roman" w:hAnsi="Times New Roman" w:eastAsia="Times New Roman" w:cs="Times New Roman"/>
-          <w:b w:val="false"/>
-          <w:i w:val="false"/>
-          <w:i w:val="false"/>
-          <w:caps w:val="false"/>
-          <w:smallCaps w:val="false"/>
-          <w:strike w:val="false"/>
-          <w:dstrike w:val="false"/>
-          <w:color w:val="000000"/>
-          <w:position w:val="0"/>
-          <w:sz w:val="12"/>
-          <w:sz w:val="12"/>
-          <w:szCs w:val="12"/>
-          <w:u w:val="none"/>
-          <w:shd w:fill="auto" w:val="clear"/>
-          <w:vertAlign w:val="baseline"/>
+          <w:rFonts w:ascii="Arimo" w:hAnsi="Arimo"/>
         </w:rPr>
       </w:pPr>
       <w:bookmarkStart w:id="0" w:name="_heading=h.gjdgxs"/>
       <w:bookmarkEnd w:id="0"/>
       <w:r>
         <w:rPr>
-          <w:rFonts w:eastAsia="Times New Roman" w:cs="Times New Roman"/>
+          <w:rFonts w:eastAsia="Times New Roman" w:cs="Times New Roman" w:ascii="Arimo" w:hAnsi="Arimo"/>
           <w:b w:val="false"/>
           <w:i w:val="false"/>
           <w:caps w:val="false"/>
@@ -530,10 +537,14 @@
     <w:p>
       <w:pPr>
         <w:pStyle w:val="Heading2"/>
-        <w:rPr/>
+        <w:rPr>
+          <w:rFonts w:ascii="Arimo" w:hAnsi="Arimo"/>
+        </w:rPr>
       </w:pPr>
       <w:r>
-        <w:rPr/>
+        <w:rPr>
+          <w:rFonts w:ascii="Arimo" w:hAnsi="Arimo"/>
+        </w:rPr>
         <w:t>2018 - 2019</w:t>
       </w:r>
     </w:p>
@@ -544,6 +555,7 @@
       </w:pPr>
       <w:r>
         <w:rPr>
+          <w:rFonts w:ascii="Arimo" w:hAnsi="Arimo"/>
           <w:b/>
         </w:rPr>
         <w:t xml:space="preserve">Sr Engineer, Natural Systems </w:t>
@@ -552,6 +564,7 @@
         <w:r>
           <w:rPr>
             <w:rStyle w:val="Hyperlink"/>
+            <w:rFonts w:ascii="Arimo" w:hAnsi="Arimo"/>
             <w:b/>
           </w:rPr>
           <w:t xml:space="preserve">nutrienagsolutions.com/agrible </w:t>
@@ -559,12 +572,15 @@
       </w:hyperlink>
       <w:r>
         <w:rPr>
+          <w:rFonts w:ascii="Arimo" w:hAnsi="Arimo"/>
           <w:b/>
         </w:rPr>
         <w:t xml:space="preserve"> </w:t>
       </w:r>
       <w:r>
-        <w:rPr/>
+        <w:rPr>
+          <w:rFonts w:ascii="Arimo" w:hAnsi="Arimo"/>
+        </w:rPr>
         <w:t>prepared them for the acquisition</w:t>
       </w:r>
     </w:p>
@@ -572,13 +588,12 @@
       <w:pPr>
         <w:pStyle w:val="LO-normal"/>
         <w:rPr>
-          <w:sz w:val="22"/>
-          <w:szCs w:val="22"/>
+          <w:rFonts w:ascii="Arimo" w:hAnsi="Arimo"/>
         </w:rPr>
       </w:pPr>
       <w:r>
         <w:rPr>
-          <w:rFonts w:eastAsia="PT Sans" w:cs="PT Sans" w:ascii="PT Sans" w:hAnsi="PT Sans"/>
+          <w:rFonts w:eastAsia="PT Sans" w:cs="PT Sans" w:ascii="Arimo" w:hAnsi="Arimo"/>
           <w:color w:val="333333"/>
           <w:sz w:val="19"/>
           <w:szCs w:val="19"/>
@@ -588,6 +603,7 @@
       </w:r>
       <w:r>
         <w:rPr>
+          <w:rFonts w:ascii="Arimo" w:hAnsi="Arimo"/>
           <w:sz w:val="22"/>
           <w:szCs w:val="22"/>
         </w:rPr>
@@ -598,12 +614,12 @@
       <w:pPr>
         <w:pStyle w:val="LO-normal"/>
         <w:rPr>
-          <w:sz w:val="12"/>
-          <w:szCs w:val="12"/>
+          <w:rFonts w:ascii="Arimo" w:hAnsi="Arimo"/>
         </w:rPr>
       </w:pPr>
       <w:r>
         <w:rPr>
+          <w:rFonts w:ascii="Arimo" w:hAnsi="Arimo"/>
           <w:sz w:val="12"/>
           <w:szCs w:val="12"/>
         </w:rPr>
@@ -613,10 +629,14 @@
     <w:p>
       <w:pPr>
         <w:pStyle w:val="Heading2"/>
-        <w:rPr/>
+        <w:rPr>
+          <w:rFonts w:ascii="Arimo" w:hAnsi="Arimo"/>
+        </w:rPr>
       </w:pPr>
       <w:r>
-        <w:rPr/>
+        <w:rPr>
+          <w:rFonts w:ascii="Arimo" w:hAnsi="Arimo"/>
+        </w:rPr>
         <w:t>2011 - 2018</w:t>
       </w:r>
     </w:p>
@@ -627,6 +647,7 @@
       </w:pPr>
       <w:r>
         <w:rPr>
+          <w:rFonts w:ascii="Arimo" w:hAnsi="Arimo"/>
           <w:b/>
         </w:rPr>
         <w:t xml:space="preserve">Consultant, freelance: </w:t>
@@ -635,6 +656,7 @@
         <w:r>
           <w:rPr>
             <w:rStyle w:val="Hyperlink"/>
+            <w:rFonts w:ascii="Arimo" w:hAnsi="Arimo"/>
             <w:b/>
           </w:rPr>
           <w:t>allotrop.org</w:t>
@@ -642,6 +664,7 @@
       </w:hyperlink>
       <w:r>
         <w:rPr>
+          <w:rFonts w:ascii="Arimo" w:hAnsi="Arimo"/>
           <w:b/>
         </w:rPr>
         <w:t xml:space="preserve"> </w:t>
@@ -650,6 +673,7 @@
         <w:r>
           <w:rPr>
             <w:rStyle w:val="Hyperlink"/>
+            <w:rFonts w:ascii="Arimo" w:hAnsi="Arimo"/>
             <w:b/>
           </w:rPr>
           <w:t>ideo.com</w:t>
@@ -657,6 +681,7 @@
       </w:hyperlink>
       <w:r>
         <w:rPr>
+          <w:rFonts w:ascii="Arimo" w:hAnsi="Arimo"/>
           <w:b/>
         </w:rPr>
         <w:t xml:space="preserve"> </w:t>
@@ -665,6 +690,7 @@
         <w:r>
           <w:rPr>
             <w:rStyle w:val="Hyperlink"/>
+            <w:rFonts w:ascii="Arimo" w:hAnsi="Arimo"/>
             <w:b/>
           </w:rPr>
           <w:t>siemens.com</w:t>
@@ -672,6 +698,7 @@
       </w:hyperlink>
       <w:r>
         <w:rPr>
+          <w:rFonts w:ascii="Arimo" w:hAnsi="Arimo"/>
           <w:b/>
         </w:rPr>
         <w:t xml:space="preserve"> …</w:t>
@@ -680,17 +707,11 @@
     <w:p>
       <w:pPr>
         <w:pStyle w:val="LO-normal"/>
-        <w:rPr>
-          <w:rFonts w:ascii="PT Sans" w:hAnsi="PT Sans" w:eastAsia="PT Sans" w:cs="PT Sans"/>
-          <w:color w:val="333333"/>
-          <w:sz w:val="19"/>
-          <w:szCs w:val="19"/>
-          <w:shd w:fill="FCFCFC" w:val="clear"/>
-        </w:rPr>
+        <w:rPr/>
       </w:pPr>
       <w:r>
         <w:rPr>
-          <w:rFonts w:eastAsia="PT Sans" w:cs="PT Sans" w:ascii="PT Sans" w:hAnsi="PT Sans"/>
+          <w:rFonts w:eastAsia="PT Sans" w:cs="PT Sans" w:ascii="Arimo" w:hAnsi="Arimo"/>
           <w:color w:val="333333"/>
           <w:sz w:val="19"/>
           <w:szCs w:val="19"/>
@@ -701,8 +722,8 @@
       <w:hyperlink r:id="rId15">
         <w:r>
           <w:rPr>
-            <w:rStyle w:val="ListLabel6"/>
-            <w:rFonts w:eastAsia="PT Sans" w:cs="PT Sans" w:ascii="PT Sans" w:hAnsi="PT Sans"/>
+            <w:rStyle w:val="ListLabel7"/>
+            <w:rFonts w:eastAsia="PT Sans" w:cs="PT Sans" w:ascii="Arimo" w:hAnsi="Arimo"/>
             <w:color w:val="8E58B6"/>
             <w:sz w:val="19"/>
             <w:szCs w:val="19"/>
@@ -714,7 +735,7 @@
       </w:hyperlink>
       <w:r>
         <w:rPr>
-          <w:rFonts w:eastAsia="PT Sans" w:cs="PT Sans" w:ascii="PT Sans" w:hAnsi="PT Sans"/>
+          <w:rFonts w:eastAsia="PT Sans" w:cs="PT Sans" w:ascii="Arimo" w:hAnsi="Arimo"/>
           <w:color w:val="333333"/>
           <w:sz w:val="19"/>
           <w:szCs w:val="19"/>
@@ -723,7 +744,7 @@
       </w:r>
       <w:r>
         <w:rPr>
-          <w:rFonts w:eastAsia="PT Sans" w:cs="PT Sans" w:ascii="PT Sans" w:hAnsi="PT Sans"/>
+          <w:rFonts w:eastAsia="PT Sans" w:cs="PT Sans" w:ascii="Arimo" w:hAnsi="Arimo"/>
           <w:color w:val="333333"/>
           <w:sz w:val="19"/>
           <w:szCs w:val="19"/>
@@ -733,7 +754,7 @@
       </w:r>
       <w:r>
         <w:rPr>
-          <w:rFonts w:eastAsia="PT Sans" w:cs="PT Sans" w:ascii="PT Sans" w:hAnsi="PT Sans"/>
+          <w:rFonts w:eastAsia="PT Sans" w:cs="PT Sans" w:ascii="Arimo" w:hAnsi="Arimo"/>
           <w:color w:val="333333"/>
           <w:sz w:val="19"/>
           <w:szCs w:val="19"/>
@@ -742,7 +763,7 @@
       </w:r>
       <w:r>
         <w:rPr>
-          <w:rFonts w:eastAsia="PT Sans" w:cs="PT Sans" w:ascii="PT Sans" w:hAnsi="PT Sans"/>
+          <w:rFonts w:eastAsia="PT Sans" w:cs="PT Sans" w:ascii="Arimo" w:hAnsi="Arimo"/>
           <w:color w:val="333333"/>
           <w:sz w:val="19"/>
           <w:szCs w:val="19"/>
@@ -755,16 +776,12 @@
       <w:pPr>
         <w:pStyle w:val="LO-normal"/>
         <w:rPr>
-          <w:rFonts w:ascii="PT Sans" w:hAnsi="PT Sans" w:eastAsia="PT Sans" w:cs="PT Sans"/>
-          <w:color w:val="333333"/>
-          <w:sz w:val="19"/>
-          <w:szCs w:val="19"/>
-          <w:shd w:fill="FEFEFE" w:val="clear"/>
+          <w:rFonts w:ascii="Arimo" w:hAnsi="Arimo"/>
         </w:rPr>
       </w:pPr>
       <w:r>
         <w:rPr>
-          <w:rFonts w:eastAsia="PT Sans" w:cs="PT Sans" w:ascii="PT Sans" w:hAnsi="PT Sans"/>
+          <w:rFonts w:eastAsia="PT Sans" w:cs="PT Sans" w:ascii="Arimo" w:hAnsi="Arimo"/>
           <w:color w:val="333333"/>
           <w:sz w:val="19"/>
           <w:szCs w:val="19"/>
@@ -777,16 +794,12 @@
       <w:pPr>
         <w:pStyle w:val="LO-normal"/>
         <w:rPr>
-          <w:rFonts w:ascii="PT Sans" w:hAnsi="PT Sans" w:eastAsia="PT Sans" w:cs="PT Sans"/>
-          <w:color w:val="333333"/>
-          <w:sz w:val="19"/>
-          <w:szCs w:val="19"/>
-          <w:shd w:fill="FEFEFE" w:val="clear"/>
+          <w:rFonts w:ascii="Arimo" w:hAnsi="Arimo"/>
         </w:rPr>
       </w:pPr>
       <w:r>
         <w:rPr>
-          <w:rFonts w:eastAsia="PT Sans" w:cs="PT Sans" w:ascii="PT Sans" w:hAnsi="PT Sans"/>
+          <w:rFonts w:eastAsia="PT Sans" w:cs="PT Sans" w:ascii="Arimo" w:hAnsi="Arimo"/>
           <w:color w:val="333333"/>
           <w:sz w:val="19"/>
           <w:szCs w:val="19"/>
@@ -799,16 +812,12 @@
       <w:pPr>
         <w:pStyle w:val="LO-normal"/>
         <w:rPr>
-          <w:rFonts w:ascii="PT Sans" w:hAnsi="PT Sans" w:eastAsia="PT Sans" w:cs="PT Sans"/>
-          <w:color w:val="333333"/>
-          <w:sz w:val="19"/>
-          <w:szCs w:val="19"/>
-          <w:shd w:fill="FEFEFE" w:val="clear"/>
+          <w:rFonts w:ascii="Arimo" w:hAnsi="Arimo"/>
         </w:rPr>
       </w:pPr>
       <w:r>
         <w:rPr>
-          <w:rFonts w:eastAsia="PT Sans" w:cs="PT Sans" w:ascii="PT Sans" w:hAnsi="PT Sans"/>
+          <w:rFonts w:eastAsia="PT Sans" w:cs="PT Sans" w:ascii="Arimo" w:hAnsi="Arimo"/>
           <w:color w:val="333333"/>
           <w:sz w:val="19"/>
           <w:szCs w:val="19"/>
@@ -820,11 +829,13 @@
     <w:p>
       <w:pPr>
         <w:pStyle w:val="LO-normal"/>
-        <w:rPr/>
+        <w:rPr>
+          <w:rFonts w:ascii="Arimo" w:hAnsi="Arimo"/>
+        </w:rPr>
       </w:pPr>
       <w:r>
         <w:rPr>
-          <w:rFonts w:eastAsia="PT Sans" w:cs="PT Sans" w:ascii="PT Sans" w:hAnsi="PT Sans"/>
+          <w:rFonts w:eastAsia="PT Sans" w:cs="PT Sans" w:ascii="Arimo" w:hAnsi="Arimo"/>
           <w:color w:val="333333"/>
           <w:sz w:val="19"/>
           <w:szCs w:val="19"/>
@@ -834,7 +845,7 @@
       </w:r>
       <w:r>
         <w:rPr>
-          <w:rFonts w:eastAsia="PT Sans" w:cs="PT Sans" w:ascii="PT Sans" w:hAnsi="PT Sans"/>
+          <w:rFonts w:eastAsia="PT Sans" w:cs="PT Sans" w:ascii="Arimo" w:hAnsi="Arimo"/>
           <w:color w:val="333333"/>
           <w:sz w:val="19"/>
           <w:szCs w:val="19"/>
@@ -844,7 +855,7 @@
       </w:r>
       <w:r>
         <w:rPr>
-          <w:rFonts w:eastAsia="PT Sans" w:cs="PT Sans" w:ascii="PT Sans" w:hAnsi="PT Sans"/>
+          <w:rFonts w:eastAsia="PT Sans" w:cs="PT Sans" w:ascii="Arimo" w:hAnsi="Arimo"/>
           <w:color w:val="333333"/>
           <w:sz w:val="19"/>
           <w:szCs w:val="19"/>
@@ -853,7 +864,7 @@
       </w:r>
       <w:r>
         <w:rPr>
-          <w:rFonts w:eastAsia="PT Sans" w:cs="PT Sans" w:ascii="PT Sans" w:hAnsi="PT Sans"/>
+          <w:rFonts w:eastAsia="PT Sans" w:cs="PT Sans" w:ascii="Arimo" w:hAnsi="Arimo"/>
           <w:color w:val="333333"/>
           <w:sz w:val="19"/>
           <w:szCs w:val="19"/>
@@ -863,7 +874,7 @@
       </w:r>
       <w:r>
         <w:rPr>
-          <w:rFonts w:eastAsia="PT Sans" w:cs="PT Sans" w:ascii="PT Sans" w:hAnsi="PT Sans"/>
+          <w:rFonts w:eastAsia="PT Sans" w:cs="PT Sans" w:ascii="Arimo" w:hAnsi="Arimo"/>
           <w:color w:val="333333"/>
           <w:sz w:val="19"/>
           <w:szCs w:val="19"/>
@@ -872,7 +883,7 @@
       </w:r>
       <w:r>
         <w:rPr>
-          <w:rFonts w:eastAsia="PT Sans" w:cs="PT Sans" w:ascii="PT Sans" w:hAnsi="PT Sans"/>
+          <w:rFonts w:eastAsia="PT Sans" w:cs="PT Sans" w:ascii="Arimo" w:hAnsi="Arimo"/>
           <w:color w:val="333333"/>
           <w:sz w:val="19"/>
           <w:szCs w:val="19"/>
@@ -885,12 +896,12 @@
       <w:pPr>
         <w:pStyle w:val="LO-normal"/>
         <w:rPr>
-          <w:sz w:val="12"/>
-          <w:szCs w:val="12"/>
+          <w:rFonts w:ascii="Arimo" w:hAnsi="Arimo"/>
         </w:rPr>
       </w:pPr>
       <w:r>
         <w:rPr>
+          <w:rFonts w:ascii="Arimo" w:hAnsi="Arimo"/>
           <w:sz w:val="12"/>
           <w:szCs w:val="12"/>
         </w:rPr>
@@ -900,10 +911,14 @@
     <w:p>
       <w:pPr>
         <w:pStyle w:val="Heading2"/>
-        <w:rPr/>
+        <w:rPr>
+          <w:rFonts w:ascii="Arimo" w:hAnsi="Arimo"/>
+        </w:rPr>
       </w:pPr>
       <w:r>
-        <w:rPr/>
+        <w:rPr>
+          <w:rFonts w:ascii="Arimo" w:hAnsi="Arimo"/>
+        </w:rPr>
         <w:t>2010 - 2011</w:t>
       </w:r>
     </w:p>
@@ -914,13 +929,14 @@
       </w:pPr>
       <w:r>
         <w:rPr>
+          <w:rFonts w:ascii="Arimo" w:hAnsi="Arimo"/>
           <w:b/>
         </w:rPr>
         <w:t xml:space="preserve">Architect, </w:t>
       </w:r>
       <w:r>
         <w:rPr>
-          <w:rFonts w:eastAsia="PT Sans" w:cs="PT Sans" w:ascii="PT Sans" w:hAnsi="PT Sans"/>
+          <w:rFonts w:eastAsia="PT Sans" w:cs="PT Sans" w:ascii="Arimo" w:hAnsi="Arimo"/>
           <w:color w:val="333333"/>
           <w:sz w:val="19"/>
           <w:szCs w:val="19"/>
@@ -931,8 +947,8 @@
       <w:hyperlink r:id="rId16">
         <w:r>
           <w:rPr>
-            <w:rStyle w:val="ListLabel7"/>
-            <w:rFonts w:eastAsia="PT Sans" w:cs="PT Sans" w:ascii="PT Sans" w:hAnsi="PT Sans"/>
+            <w:rStyle w:val="ListLabel8"/>
+            <w:rFonts w:eastAsia="PT Sans" w:cs="PT Sans" w:ascii="Arimo" w:hAnsi="Arimo"/>
             <w:color w:val="0000FF"/>
             <w:sz w:val="19"/>
             <w:szCs w:val="19"/>
@@ -943,7 +959,7 @@
       </w:hyperlink>
       <w:r>
         <w:rPr>
-          <w:rFonts w:eastAsia="PT Sans" w:cs="PT Sans" w:ascii="PT Sans" w:hAnsi="PT Sans"/>
+          <w:rFonts w:eastAsia="PT Sans" w:cs="PT Sans" w:ascii="Arimo" w:hAnsi="Arimo"/>
           <w:color w:val="0000FF"/>
           <w:sz w:val="19"/>
           <w:szCs w:val="19"/>
@@ -954,8 +970,8 @@
       <w:hyperlink r:id="rId17">
         <w:r>
           <w:rPr>
-            <w:rStyle w:val="ListLabel8"/>
-            <w:rFonts w:eastAsia="PT Sans" w:cs="PT Sans" w:ascii="PT Sans" w:hAnsi="PT Sans"/>
+            <w:rStyle w:val="ListLabel9"/>
+            <w:rFonts w:eastAsia="PT Sans" w:cs="PT Sans" w:ascii="Arimo" w:hAnsi="Arimo"/>
             <w:color w:val="8E58B6"/>
             <w:sz w:val="19"/>
             <w:szCs w:val="19"/>
@@ -968,11 +984,13 @@
     <w:p>
       <w:pPr>
         <w:pStyle w:val="LO-normal"/>
-        <w:rPr/>
+        <w:rPr>
+          <w:rFonts w:ascii="Arimo" w:hAnsi="Arimo"/>
+        </w:rPr>
       </w:pPr>
       <w:r>
         <w:rPr>
-          <w:rFonts w:eastAsia="PT Sans" w:cs="PT Sans" w:ascii="PT Sans" w:hAnsi="PT Sans"/>
+          <w:rFonts w:eastAsia="PT Sans" w:cs="PT Sans" w:ascii="Arimo" w:hAnsi="Arimo"/>
           <w:color w:val="333333"/>
           <w:sz w:val="19"/>
           <w:szCs w:val="19"/>
@@ -985,12 +1003,12 @@
       <w:pPr>
         <w:pStyle w:val="LO-normal"/>
         <w:rPr>
-          <w:sz w:val="12"/>
-          <w:szCs w:val="12"/>
+          <w:rFonts w:ascii="Arimo" w:hAnsi="Arimo"/>
         </w:rPr>
       </w:pPr>
       <w:r>
         <w:rPr>
+          <w:rFonts w:ascii="Arimo" w:hAnsi="Arimo"/>
           <w:sz w:val="12"/>
           <w:szCs w:val="12"/>
         </w:rPr>
@@ -1000,22 +1018,25 @@
     <w:p>
       <w:pPr>
         <w:pStyle w:val="Heading2"/>
-        <w:rPr/>
+        <w:rPr>
+          <w:rFonts w:ascii="Arimo" w:hAnsi="Arimo"/>
+        </w:rPr>
       </w:pPr>
       <w:r>
-        <w:rPr/>
+        <w:rPr>
+          <w:rFonts w:ascii="Arimo" w:hAnsi="Arimo"/>
+        </w:rPr>
         <w:t>2007 - 2010</w:t>
       </w:r>
     </w:p>
     <w:p>
       <w:pPr>
         <w:pStyle w:val="LO-normal"/>
-        <w:rPr>
-          <w:b/>
-        </w:rPr>
+        <w:rPr/>
       </w:pPr>
       <w:r>
         <w:rPr>
+          <w:rFonts w:ascii="Arimo" w:hAnsi="Arimo"/>
           <w:b/>
         </w:rPr>
         <w:t xml:space="preserve">Programmer/Analyst III </w:t>
@@ -1023,7 +1044,8 @@
       <w:hyperlink r:id="rId18">
         <w:r>
           <w:rPr>
-            <w:rStyle w:val="ListLabel9"/>
+            <w:rStyle w:val="ListLabel10"/>
+            <w:rFonts w:ascii="Arimo" w:hAnsi="Arimo"/>
             <w:b/>
             <w:color w:val="8E58B6"/>
             <w:u w:val="single"/>
@@ -1035,17 +1057,11 @@
     <w:p>
       <w:pPr>
         <w:pStyle w:val="LO-normal"/>
-        <w:rPr>
-          <w:rFonts w:ascii="PT Sans" w:hAnsi="PT Sans" w:eastAsia="PT Sans" w:cs="PT Sans"/>
-          <w:color w:val="333333"/>
-          <w:sz w:val="19"/>
-          <w:szCs w:val="19"/>
-          <w:shd w:fill="FEFEFE" w:val="clear"/>
-        </w:rPr>
+        <w:rPr/>
       </w:pPr>
       <w:r>
         <w:rPr>
-          <w:rFonts w:eastAsia="PT Sans" w:cs="PT Sans" w:ascii="PT Sans" w:hAnsi="PT Sans"/>
+          <w:rFonts w:eastAsia="PT Sans" w:cs="PT Sans" w:ascii="Arimo" w:hAnsi="Arimo"/>
           <w:color w:val="333333"/>
           <w:sz w:val="19"/>
           <w:szCs w:val="19"/>
@@ -1055,7 +1071,7 @@
       </w:r>
       <w:r>
         <w:rPr>
-          <w:rFonts w:eastAsia="PT Sans" w:cs="PT Sans" w:ascii="PT Sans" w:hAnsi="PT Sans"/>
+          <w:rFonts w:eastAsia="PT Sans" w:cs="PT Sans" w:ascii="Arimo" w:hAnsi="Arimo"/>
           <w:color w:val="333333"/>
           <w:sz w:val="19"/>
           <w:szCs w:val="19"/>
@@ -1066,8 +1082,8 @@
       <w:hyperlink r:id="rId19">
         <w:r>
           <w:rPr>
-            <w:rStyle w:val="ListLabel10"/>
-            <w:rFonts w:eastAsia="PT Sans" w:cs="PT Sans" w:ascii="PT Sans" w:hAnsi="PT Sans"/>
+            <w:rStyle w:val="ListLabel11"/>
+            <w:rFonts w:eastAsia="PT Sans" w:cs="PT Sans" w:ascii="Arimo" w:hAnsi="Arimo"/>
             <w:color w:val="0000FF"/>
             <w:sz w:val="19"/>
             <w:szCs w:val="19"/>
@@ -1079,7 +1095,7 @@
       </w:hyperlink>
       <w:r>
         <w:rPr>
-          <w:rFonts w:eastAsia="PT Sans" w:cs="PT Sans" w:ascii="PT Sans" w:hAnsi="PT Sans"/>
+          <w:rFonts w:eastAsia="PT Sans" w:cs="PT Sans" w:ascii="Arimo" w:hAnsi="Arimo"/>
           <w:color w:val="333333"/>
           <w:sz w:val="19"/>
           <w:szCs w:val="19"/>
@@ -1095,7 +1111,7 @@
       </w:pPr>
       <w:r>
         <w:rPr>
-          <w:rFonts w:eastAsia="PT Sans" w:cs="PT Sans" w:ascii="PT Sans" w:hAnsi="PT Sans"/>
+          <w:rFonts w:eastAsia="PT Sans" w:cs="PT Sans" w:ascii="Arimo" w:hAnsi="Arimo"/>
           <w:color w:val="333333"/>
           <w:sz w:val="19"/>
           <w:szCs w:val="19"/>
@@ -1105,7 +1121,7 @@
       </w:r>
       <w:r>
         <w:rPr>
-          <w:rFonts w:eastAsia="PT Sans" w:cs="PT Sans" w:ascii="PT Sans" w:hAnsi="PT Sans"/>
+          <w:rFonts w:eastAsia="PT Sans" w:cs="PT Sans" w:ascii="Arimo" w:hAnsi="Arimo"/>
           <w:color w:val="333333"/>
           <w:sz w:val="19"/>
           <w:szCs w:val="19"/>
@@ -1116,8 +1132,8 @@
       <w:hyperlink r:id="rId20">
         <w:r>
           <w:rPr>
-            <w:rStyle w:val="ListLabel10"/>
-            <w:rFonts w:eastAsia="PT Sans" w:cs="PT Sans" w:ascii="PT Sans" w:hAnsi="PT Sans"/>
+            <w:rStyle w:val="ListLabel11"/>
+            <w:rFonts w:eastAsia="PT Sans" w:cs="PT Sans" w:ascii="Arimo" w:hAnsi="Arimo"/>
             <w:color w:val="0000FF"/>
             <w:sz w:val="19"/>
             <w:szCs w:val="19"/>
@@ -1129,7 +1145,7 @@
       </w:hyperlink>
       <w:r>
         <w:rPr>
-          <w:rFonts w:eastAsia="PT Sans" w:cs="PT Sans" w:ascii="PT Sans" w:hAnsi="PT Sans"/>
+          <w:rFonts w:eastAsia="PT Sans" w:cs="PT Sans" w:ascii="Arimo" w:hAnsi="Arimo"/>
           <w:color w:val="333333"/>
           <w:sz w:val="19"/>
           <w:szCs w:val="19"/>
@@ -1140,8 +1156,8 @@
       <w:hyperlink r:id="rId21">
         <w:r>
           <w:rPr>
-            <w:rStyle w:val="ListLabel10"/>
-            <w:rFonts w:eastAsia="PT Sans" w:cs="PT Sans" w:ascii="PT Sans" w:hAnsi="PT Sans"/>
+            <w:rStyle w:val="ListLabel11"/>
+            <w:rFonts w:eastAsia="PT Sans" w:cs="PT Sans" w:ascii="Arimo" w:hAnsi="Arimo"/>
             <w:color w:val="0000FF"/>
             <w:sz w:val="19"/>
             <w:szCs w:val="19"/>
@@ -1153,7 +1169,7 @@
       </w:hyperlink>
       <w:r>
         <w:rPr>
-          <w:rFonts w:eastAsia="PT Sans" w:cs="PT Sans" w:ascii="PT Sans" w:hAnsi="PT Sans"/>
+          <w:rFonts w:eastAsia="PT Sans" w:cs="PT Sans" w:ascii="Arimo" w:hAnsi="Arimo"/>
           <w:color w:val="333333"/>
           <w:sz w:val="19"/>
           <w:szCs w:val="19"/>
@@ -1164,8 +1180,8 @@
       <w:hyperlink r:id="rId22">
         <w:r>
           <w:rPr>
-            <w:rStyle w:val="ListLabel10"/>
-            <w:rFonts w:eastAsia="PT Sans" w:cs="PT Sans" w:ascii="PT Sans" w:hAnsi="PT Sans"/>
+            <w:rStyle w:val="ListLabel11"/>
+            <w:rFonts w:eastAsia="PT Sans" w:cs="PT Sans" w:ascii="Arimo" w:hAnsi="Arimo"/>
             <w:color w:val="0000FF"/>
             <w:sz w:val="19"/>
             <w:szCs w:val="19"/>
@@ -1177,7 +1193,7 @@
       </w:hyperlink>
       <w:r>
         <w:rPr>
-          <w:rFonts w:eastAsia="PT Sans" w:cs="PT Sans" w:ascii="PT Sans" w:hAnsi="PT Sans"/>
+          <w:rFonts w:eastAsia="PT Sans" w:cs="PT Sans" w:ascii="Arimo" w:hAnsi="Arimo"/>
           <w:color w:val="333333"/>
           <w:sz w:val="19"/>
           <w:szCs w:val="19"/>
@@ -1190,12 +1206,12 @@
       <w:pPr>
         <w:pStyle w:val="LO-normal"/>
         <w:rPr>
-          <w:sz w:val="12"/>
-          <w:szCs w:val="12"/>
+          <w:rFonts w:ascii="Arimo" w:hAnsi="Arimo"/>
         </w:rPr>
       </w:pPr>
       <w:r>
         <w:rPr>
+          <w:rFonts w:ascii="Arimo" w:hAnsi="Arimo"/>
           <w:sz w:val="12"/>
           <w:szCs w:val="12"/>
         </w:rPr>
@@ -1205,22 +1221,25 @@
     <w:p>
       <w:pPr>
         <w:pStyle w:val="Heading2"/>
-        <w:rPr/>
+        <w:rPr>
+          <w:rFonts w:ascii="Arimo" w:hAnsi="Arimo"/>
+        </w:rPr>
       </w:pPr>
       <w:r>
-        <w:rPr/>
+        <w:rPr>
+          <w:rFonts w:ascii="Arimo" w:hAnsi="Arimo"/>
+        </w:rPr>
         <w:t>2001 - 2007</w:t>
       </w:r>
     </w:p>
     <w:p>
       <w:pPr>
         <w:pStyle w:val="LO-normal"/>
-        <w:rPr>
-          <w:b/>
-        </w:rPr>
+        <w:rPr/>
       </w:pPr>
       <w:r>
         <w:rPr>
+          <w:rFonts w:ascii="Arimo" w:hAnsi="Arimo"/>
           <w:b/>
         </w:rPr>
         <w:t xml:space="preserve">Consultant, freelance: </w:t>
@@ -1229,6 +1248,7 @@
         <w:r>
           <w:rPr>
             <w:rStyle w:val="Hyperlink"/>
+            <w:rFonts w:ascii="Arimo" w:hAnsi="Arimo"/>
             <w:b/>
           </w:rPr>
           <w:t>mindbox.com,</w:t>
@@ -1236,6 +1256,7 @@
       </w:hyperlink>
       <w:r>
         <w:rPr>
+          <w:rFonts w:ascii="Arimo" w:hAnsi="Arimo"/>
           <w:b/>
         </w:rPr>
         <w:t xml:space="preserve"> </w:t>
@@ -1244,6 +1265,7 @@
         <w:r>
           <w:rPr>
             <w:rStyle w:val="Hyperlink"/>
+            <w:rFonts w:ascii="Arimo" w:hAnsi="Arimo"/>
             <w:b/>
           </w:rPr>
           <w:t>Verizon.com</w:t>
@@ -1251,6 +1273,7 @@
       </w:hyperlink>
       <w:r>
         <w:rPr>
+          <w:rFonts w:ascii="Arimo" w:hAnsi="Arimo"/>
           <w:b/>
         </w:rPr>
         <w:t xml:space="preserve">, </w:t>
@@ -1259,6 +1282,7 @@
         <w:r>
           <w:rPr>
             <w:rStyle w:val="Hyperlink"/>
+            <w:rFonts w:ascii="Arimo" w:hAnsi="Arimo"/>
             <w:b/>
           </w:rPr>
           <w:t>lbl.gov</w:t>
@@ -1268,6 +1292,7 @@
         <w:r>
           <w:rPr>
             <w:rStyle w:val="Hyperlink"/>
+            <w:rFonts w:ascii="Arimo" w:hAnsi="Arimo"/>
             <w:b/>
           </w:rPr>
           <w:t xml:space="preserve">, </w:t>
@@ -1277,6 +1302,7 @@
         <w:r>
           <w:rPr>
             <w:rStyle w:val="Hyperlink"/>
+            <w:rFonts w:ascii="Arimo" w:hAnsi="Arimo"/>
             <w:b/>
           </w:rPr>
           <w:t>ghx.com,</w:t>
@@ -1284,6 +1310,7 @@
       </w:hyperlink>
       <w:r>
         <w:rPr>
+          <w:rFonts w:ascii="Arimo" w:hAnsi="Arimo"/>
           <w:b/>
         </w:rPr>
         <w:t xml:space="preserve"> </w:t>
@@ -1292,6 +1319,7 @@
         <w:r>
           <w:rPr>
             <w:rStyle w:val="Hyperlink"/>
+            <w:rFonts w:ascii="Arimo" w:hAnsi="Arimo"/>
             <w:b/>
           </w:rPr>
           <w:t xml:space="preserve">cme.com </w:t>
@@ -1301,17 +1329,11 @@
     <w:p>
       <w:pPr>
         <w:pStyle w:val="LO-normal"/>
-        <w:rPr>
-          <w:rFonts w:ascii="PT Sans" w:hAnsi="PT Sans" w:eastAsia="PT Sans" w:cs="PT Sans"/>
-          <w:color w:val="333333"/>
-          <w:sz w:val="19"/>
-          <w:szCs w:val="19"/>
-          <w:shd w:fill="FEFEFE" w:val="clear"/>
-        </w:rPr>
+        <w:rPr/>
       </w:pPr>
       <w:r>
         <w:rPr>
-          <w:rFonts w:eastAsia="PT Sans" w:cs="PT Sans" w:ascii="PT Sans" w:hAnsi="PT Sans"/>
+          <w:rFonts w:eastAsia="PT Sans" w:cs="PT Sans" w:ascii="Arimo" w:hAnsi="Arimo"/>
           <w:color w:val="333333"/>
           <w:sz w:val="19"/>
           <w:szCs w:val="19"/>
@@ -1322,8 +1344,8 @@
       <w:hyperlink r:id="rId29">
         <w:r>
           <w:rPr>
-            <w:rStyle w:val="ListLabel10"/>
-            <w:rFonts w:eastAsia="PT Sans" w:cs="PT Sans" w:ascii="PT Sans" w:hAnsi="PT Sans"/>
+            <w:rStyle w:val="ListLabel11"/>
+            <w:rFonts w:eastAsia="PT Sans" w:cs="PT Sans" w:ascii="Arimo" w:hAnsi="Arimo"/>
             <w:color w:val="0000FF"/>
             <w:sz w:val="19"/>
             <w:szCs w:val="19"/>
@@ -1335,7 +1357,7 @@
       </w:hyperlink>
       <w:r>
         <w:rPr>
-          <w:rFonts w:eastAsia="PT Sans" w:cs="PT Sans" w:ascii="PT Sans" w:hAnsi="PT Sans"/>
+          <w:rFonts w:eastAsia="PT Sans" w:cs="PT Sans" w:ascii="Arimo" w:hAnsi="Arimo"/>
           <w:color w:val="333333"/>
           <w:sz w:val="19"/>
           <w:szCs w:val="19"/>
@@ -1346,8 +1368,8 @@
       <w:hyperlink r:id="rId30">
         <w:r>
           <w:rPr>
-            <w:rStyle w:val="ListLabel10"/>
-            <w:rFonts w:eastAsia="PT Sans" w:cs="PT Sans" w:ascii="PT Sans" w:hAnsi="PT Sans"/>
+            <w:rStyle w:val="ListLabel11"/>
+            <w:rFonts w:eastAsia="PT Sans" w:cs="PT Sans" w:ascii="Arimo" w:hAnsi="Arimo"/>
             <w:color w:val="0000FF"/>
             <w:sz w:val="19"/>
             <w:szCs w:val="19"/>
@@ -1359,7 +1381,7 @@
       </w:hyperlink>
       <w:r>
         <w:rPr>
-          <w:rFonts w:eastAsia="PT Sans" w:cs="PT Sans" w:ascii="PT Sans" w:hAnsi="PT Sans"/>
+          <w:rFonts w:eastAsia="PT Sans" w:cs="PT Sans" w:ascii="Arimo" w:hAnsi="Arimo"/>
           <w:color w:val="333333"/>
           <w:sz w:val="19"/>
           <w:szCs w:val="19"/>
@@ -1371,17 +1393,11 @@
     <w:p>
       <w:pPr>
         <w:pStyle w:val="LO-normal"/>
-        <w:rPr>
-          <w:rFonts w:ascii="PT Sans" w:hAnsi="PT Sans" w:eastAsia="PT Sans" w:cs="PT Sans"/>
-          <w:color w:val="333333"/>
-          <w:sz w:val="19"/>
-          <w:szCs w:val="19"/>
-          <w:shd w:fill="FEFEFE" w:val="clear"/>
-        </w:rPr>
+        <w:rPr/>
       </w:pPr>
       <w:r>
         <w:rPr>
-          <w:rFonts w:eastAsia="PT Sans" w:cs="PT Sans" w:ascii="PT Sans" w:hAnsi="PT Sans"/>
+          <w:rFonts w:eastAsia="PT Sans" w:cs="PT Sans" w:ascii="Arimo" w:hAnsi="Arimo"/>
           <w:color w:val="333333"/>
           <w:sz w:val="19"/>
           <w:szCs w:val="19"/>
@@ -1392,8 +1408,8 @@
       <w:hyperlink r:id="rId31">
         <w:r>
           <w:rPr>
-            <w:rStyle w:val="ListLabel10"/>
-            <w:rFonts w:eastAsia="PT Sans" w:cs="PT Sans" w:ascii="PT Sans" w:hAnsi="PT Sans"/>
+            <w:rStyle w:val="ListLabel11"/>
+            <w:rFonts w:eastAsia="PT Sans" w:cs="PT Sans" w:ascii="Arimo" w:hAnsi="Arimo"/>
             <w:color w:val="0000FF"/>
             <w:sz w:val="19"/>
             <w:szCs w:val="19"/>
@@ -1405,7 +1421,7 @@
       </w:hyperlink>
       <w:r>
         <w:rPr>
-          <w:rFonts w:eastAsia="PT Sans" w:cs="PT Sans" w:ascii="PT Sans" w:hAnsi="PT Sans"/>
+          <w:rFonts w:eastAsia="PT Sans" w:cs="PT Sans" w:ascii="Arimo" w:hAnsi="Arimo"/>
           <w:color w:val="333333"/>
           <w:sz w:val="19"/>
           <w:szCs w:val="19"/>
@@ -1417,17 +1433,11 @@
     <w:p>
       <w:pPr>
         <w:pStyle w:val="LO-normal"/>
-        <w:rPr>
-          <w:rFonts w:ascii="PT Sans" w:hAnsi="PT Sans" w:eastAsia="PT Sans" w:cs="PT Sans"/>
-          <w:color w:val="333333"/>
-          <w:sz w:val="19"/>
-          <w:szCs w:val="19"/>
-          <w:shd w:fill="FEFEFE" w:val="clear"/>
-        </w:rPr>
+        <w:rPr/>
       </w:pPr>
       <w:r>
         <w:rPr>
-          <w:rFonts w:eastAsia="PT Sans" w:cs="PT Sans" w:ascii="PT Sans" w:hAnsi="PT Sans"/>
+          <w:rFonts w:eastAsia="PT Sans" w:cs="PT Sans" w:ascii="Arimo" w:hAnsi="Arimo"/>
           <w:color w:val="333333"/>
           <w:sz w:val="19"/>
           <w:szCs w:val="19"/>
@@ -1438,8 +1448,8 @@
       <w:hyperlink r:id="rId32">
         <w:r>
           <w:rPr>
-            <w:rStyle w:val="ListLabel10"/>
-            <w:rFonts w:eastAsia="PT Sans" w:cs="PT Sans" w:ascii="PT Sans" w:hAnsi="PT Sans"/>
+            <w:rStyle w:val="ListLabel11"/>
+            <w:rFonts w:eastAsia="PT Sans" w:cs="PT Sans" w:ascii="Arimo" w:hAnsi="Arimo"/>
             <w:color w:val="0000FF"/>
             <w:sz w:val="19"/>
             <w:szCs w:val="19"/>
@@ -1451,7 +1461,7 @@
       </w:hyperlink>
       <w:r>
         <w:rPr>
-          <w:rFonts w:eastAsia="PT Sans" w:cs="PT Sans" w:ascii="PT Sans" w:hAnsi="PT Sans"/>
+          <w:rFonts w:eastAsia="PT Sans" w:cs="PT Sans" w:ascii="Arimo" w:hAnsi="Arimo"/>
           <w:color w:val="333333"/>
           <w:sz w:val="19"/>
           <w:szCs w:val="19"/>
@@ -1462,8 +1472,8 @@
       <w:hyperlink r:id="rId33">
         <w:r>
           <w:rPr>
-            <w:rStyle w:val="ListLabel10"/>
-            <w:rFonts w:eastAsia="PT Sans" w:cs="PT Sans" w:ascii="PT Sans" w:hAnsi="PT Sans"/>
+            <w:rStyle w:val="ListLabel11"/>
+            <w:rFonts w:eastAsia="PT Sans" w:cs="PT Sans" w:ascii="Arimo" w:hAnsi="Arimo"/>
             <w:color w:val="0000FF"/>
             <w:sz w:val="19"/>
             <w:szCs w:val="19"/>
@@ -1475,7 +1485,7 @@
       </w:hyperlink>
       <w:r>
         <w:rPr>
-          <w:rFonts w:eastAsia="PT Sans" w:cs="PT Sans" w:ascii="PT Sans" w:hAnsi="PT Sans"/>
+          <w:rFonts w:eastAsia="PT Sans" w:cs="PT Sans" w:ascii="Arimo" w:hAnsi="Arimo"/>
           <w:color w:val="333333"/>
           <w:sz w:val="19"/>
           <w:szCs w:val="19"/>
@@ -1486,8 +1496,8 @@
       <w:hyperlink r:id="rId34">
         <w:r>
           <w:rPr>
-            <w:rStyle w:val="ListLabel10"/>
-            <w:rFonts w:eastAsia="PT Sans" w:cs="PT Sans" w:ascii="PT Sans" w:hAnsi="PT Sans"/>
+            <w:rStyle w:val="ListLabel11"/>
+            <w:rFonts w:eastAsia="PT Sans" w:cs="PT Sans" w:ascii="Arimo" w:hAnsi="Arimo"/>
             <w:color w:val="0000FF"/>
             <w:sz w:val="19"/>
             <w:szCs w:val="19"/>
@@ -1499,7 +1509,7 @@
       </w:hyperlink>
       <w:r>
         <w:rPr>
-          <w:rFonts w:eastAsia="PT Sans" w:cs="PT Sans" w:ascii="PT Sans" w:hAnsi="PT Sans"/>
+          <w:rFonts w:eastAsia="PT Sans" w:cs="PT Sans" w:ascii="Arimo" w:hAnsi="Arimo"/>
           <w:color w:val="333333"/>
           <w:sz w:val="19"/>
           <w:szCs w:val="19"/>
@@ -1510,8 +1520,8 @@
       <w:hyperlink r:id="rId35">
         <w:r>
           <w:rPr>
-            <w:rStyle w:val="ListLabel11"/>
-            <w:rFonts w:eastAsia="PT Sans" w:cs="PT Sans" w:ascii="PT Sans" w:hAnsi="PT Sans"/>
+            <w:rStyle w:val="ListLabel12"/>
+            <w:rFonts w:eastAsia="PT Sans" w:cs="PT Sans" w:ascii="Arimo" w:hAnsi="Arimo"/>
             <w:color w:val="1155CC"/>
             <w:sz w:val="19"/>
             <w:szCs w:val="19"/>
@@ -1523,7 +1533,7 @@
       </w:hyperlink>
       <w:r>
         <w:rPr>
-          <w:rFonts w:eastAsia="PT Sans" w:cs="PT Sans" w:ascii="PT Sans" w:hAnsi="PT Sans"/>
+          <w:rFonts w:eastAsia="PT Sans" w:cs="PT Sans" w:ascii="Arimo" w:hAnsi="Arimo"/>
           <w:color w:val="333333"/>
           <w:sz w:val="19"/>
           <w:szCs w:val="19"/>
@@ -1535,17 +1545,11 @@
     <w:p>
       <w:pPr>
         <w:pStyle w:val="LO-normal"/>
-        <w:rPr>
-          <w:rFonts w:ascii="PT Sans" w:hAnsi="PT Sans" w:eastAsia="PT Sans" w:cs="PT Sans"/>
-          <w:color w:val="333333"/>
-          <w:sz w:val="19"/>
-          <w:szCs w:val="19"/>
-          <w:shd w:fill="FEFEFE" w:val="clear"/>
-        </w:rPr>
+        <w:rPr/>
       </w:pPr>
       <w:r>
         <w:rPr>
-          <w:rFonts w:eastAsia="PT Sans" w:cs="PT Sans" w:ascii="PT Sans" w:hAnsi="PT Sans"/>
+          <w:rFonts w:eastAsia="PT Sans" w:cs="PT Sans" w:ascii="Arimo" w:hAnsi="Arimo"/>
           <w:color w:val="333333"/>
           <w:sz w:val="19"/>
           <w:szCs w:val="19"/>
@@ -1556,8 +1560,8 @@
       <w:hyperlink r:id="rId36">
         <w:r>
           <w:rPr>
-            <w:rStyle w:val="ListLabel10"/>
-            <w:rFonts w:eastAsia="PT Sans" w:cs="PT Sans" w:ascii="PT Sans" w:hAnsi="PT Sans"/>
+            <w:rStyle w:val="ListLabel11"/>
+            <w:rFonts w:eastAsia="PT Sans" w:cs="PT Sans" w:ascii="Arimo" w:hAnsi="Arimo"/>
             <w:color w:val="0000FF"/>
             <w:sz w:val="19"/>
             <w:szCs w:val="19"/>
@@ -1569,7 +1573,7 @@
       </w:hyperlink>
       <w:r>
         <w:rPr>
-          <w:rFonts w:eastAsia="PT Sans" w:cs="PT Sans" w:ascii="PT Sans" w:hAnsi="PT Sans"/>
+          <w:rFonts w:eastAsia="PT Sans" w:cs="PT Sans" w:ascii="Arimo" w:hAnsi="Arimo"/>
           <w:color w:val="333333"/>
           <w:sz w:val="19"/>
           <w:szCs w:val="19"/>
@@ -1581,7 +1585,7 @@
         <w:r>
           <w:rPr>
             <w:rStyle w:val="Hyperlink"/>
-            <w:rFonts w:eastAsia="PT Sans" w:cs="PT Sans" w:ascii="PT Sans" w:hAnsi="PT Sans"/>
+            <w:rFonts w:eastAsia="PT Sans" w:cs="PT Sans" w:ascii="Arimo" w:hAnsi="Arimo"/>
             <w:color w:val="333333"/>
             <w:sz w:val="19"/>
             <w:szCs w:val="19"/>
@@ -1592,7 +1596,7 @@
       </w:hyperlink>
       <w:r>
         <w:rPr>
-          <w:rFonts w:eastAsia="PT Sans" w:cs="PT Sans" w:ascii="PT Sans" w:hAnsi="PT Sans"/>
+          <w:rFonts w:eastAsia="PT Sans" w:cs="PT Sans" w:ascii="Arimo" w:hAnsi="Arimo"/>
           <w:color w:val="333333"/>
           <w:sz w:val="19"/>
           <w:szCs w:val="19"/>
@@ -1604,7 +1608,7 @@
         <w:r>
           <w:rPr>
             <w:rStyle w:val="Hyperlink"/>
-            <w:rFonts w:eastAsia="PT Sans" w:cs="PT Sans" w:ascii="PT Sans" w:hAnsi="PT Sans"/>
+            <w:rFonts w:eastAsia="PT Sans" w:cs="PT Sans" w:ascii="Arimo" w:hAnsi="Arimo"/>
             <w:color w:val="333333"/>
             <w:sz w:val="19"/>
             <w:szCs w:val="19"/>
@@ -1615,7 +1619,7 @@
       </w:hyperlink>
       <w:r>
         <w:rPr>
-          <w:rFonts w:eastAsia="PT Sans" w:cs="PT Sans" w:ascii="PT Sans" w:hAnsi="PT Sans"/>
+          <w:rFonts w:eastAsia="PT Sans" w:cs="PT Sans" w:ascii="Arimo" w:hAnsi="Arimo"/>
           <w:color w:val="333333"/>
           <w:sz w:val="19"/>
           <w:szCs w:val="19"/>
@@ -1628,16 +1632,12 @@
       <w:pPr>
         <w:pStyle w:val="LO-normal"/>
         <w:rPr>
-          <w:rFonts w:ascii="PT Sans" w:hAnsi="PT Sans" w:eastAsia="PT Sans" w:cs="PT Sans"/>
-          <w:color w:val="333333"/>
-          <w:sz w:val="19"/>
-          <w:szCs w:val="19"/>
-          <w:shd w:fill="FEFEFE" w:val="clear"/>
+          <w:rFonts w:ascii="Arimo" w:hAnsi="Arimo"/>
         </w:rPr>
       </w:pPr>
       <w:r>
         <w:rPr>
-          <w:rFonts w:eastAsia="PT Sans" w:cs="PT Sans" w:ascii="PT Sans" w:hAnsi="PT Sans"/>
+          <w:rFonts w:eastAsia="PT Sans" w:cs="PT Sans" w:ascii="Arimo" w:hAnsi="Arimo"/>
           <w:color w:val="333333"/>
           <w:sz w:val="19"/>
           <w:szCs w:val="19"/>
@@ -1650,16 +1650,12 @@
       <w:pPr>
         <w:pStyle w:val="LO-normal"/>
         <w:rPr>
-          <w:rFonts w:ascii="PT Sans" w:hAnsi="PT Sans" w:eastAsia="PT Sans" w:cs="PT Sans"/>
-          <w:color w:val="333333"/>
-          <w:sz w:val="19"/>
-          <w:szCs w:val="19"/>
-          <w:shd w:fill="FEFEFE" w:val="clear"/>
+          <w:rFonts w:ascii="Arimo" w:hAnsi="Arimo"/>
         </w:rPr>
       </w:pPr>
       <w:r>
         <w:rPr>
-          <w:rFonts w:eastAsia="PT Sans" w:cs="PT Sans" w:ascii="PT Sans" w:hAnsi="PT Sans"/>
+          <w:rFonts w:eastAsia="PT Sans" w:cs="PT Sans" w:ascii="Arimo" w:hAnsi="Arimo"/>
           <w:color w:val="333333"/>
           <w:sz w:val="19"/>
           <w:szCs w:val="19"/>
@@ -1672,16 +1668,12 @@
       <w:pPr>
         <w:pStyle w:val="LO-normal"/>
         <w:rPr>
-          <w:rFonts w:ascii="PT Sans" w:hAnsi="PT Sans" w:eastAsia="PT Sans" w:cs="PT Sans"/>
-          <w:color w:val="333333"/>
-          <w:sz w:val="19"/>
-          <w:szCs w:val="19"/>
-          <w:shd w:fill="FEFEFE" w:val="clear"/>
+          <w:rFonts w:ascii="Arimo" w:hAnsi="Arimo"/>
         </w:rPr>
       </w:pPr>
       <w:r>
         <w:rPr>
-          <w:rFonts w:eastAsia="PT Sans" w:cs="PT Sans" w:ascii="PT Sans" w:hAnsi="PT Sans"/>
+          <w:rFonts w:eastAsia="PT Sans" w:cs="PT Sans" w:ascii="Arimo" w:hAnsi="Arimo"/>
           <w:color w:val="333333"/>
           <w:sz w:val="19"/>
           <w:szCs w:val="19"/>
@@ -1694,16 +1686,12 @@
       <w:pPr>
         <w:pStyle w:val="LO-normal"/>
         <w:rPr>
-          <w:rFonts w:ascii="PT Sans" w:hAnsi="PT Sans" w:eastAsia="PT Sans" w:cs="PT Sans"/>
-          <w:color w:val="333333"/>
-          <w:sz w:val="19"/>
-          <w:szCs w:val="19"/>
-          <w:shd w:fill="FEFEFE" w:val="clear"/>
+          <w:rFonts w:ascii="Arimo" w:hAnsi="Arimo"/>
         </w:rPr>
       </w:pPr>
       <w:r>
         <w:rPr>
-          <w:rFonts w:eastAsia="PT Sans" w:cs="PT Sans" w:ascii="PT Sans" w:hAnsi="PT Sans"/>
+          <w:rFonts w:eastAsia="PT Sans" w:cs="PT Sans" w:ascii="Arimo" w:hAnsi="Arimo"/>
           <w:color w:val="333333"/>
           <w:sz w:val="19"/>
           <w:szCs w:val="19"/>
@@ -1716,12 +1704,12 @@
       <w:pPr>
         <w:pStyle w:val="LO-normal"/>
         <w:rPr>
-          <w:sz w:val="12"/>
-          <w:szCs w:val="12"/>
+          <w:rFonts w:ascii="Arimo" w:hAnsi="Arimo"/>
         </w:rPr>
       </w:pPr>
       <w:r>
         <w:rPr>
+          <w:rFonts w:ascii="Arimo" w:hAnsi="Arimo"/>
           <w:sz w:val="12"/>
           <w:szCs w:val="12"/>
         </w:rPr>
@@ -1731,22 +1719,25 @@
     <w:p>
       <w:pPr>
         <w:pStyle w:val="Heading2"/>
-        <w:rPr/>
+        <w:rPr>
+          <w:rFonts w:ascii="Arimo" w:hAnsi="Arimo"/>
+        </w:rPr>
       </w:pPr>
       <w:r>
-        <w:rPr/>
+        <w:rPr>
+          <w:rFonts w:ascii="Arimo" w:hAnsi="Arimo"/>
+        </w:rPr>
         <w:t>1998 - 2001</w:t>
       </w:r>
     </w:p>
     <w:p>
       <w:pPr>
         <w:pStyle w:val="LO-normal"/>
-        <w:rPr>
-          <w:b/>
-        </w:rPr>
+        <w:rPr/>
       </w:pPr>
       <w:r>
         <w:rPr>
+          <w:rFonts w:ascii="Arimo" w:hAnsi="Arimo"/>
           <w:b/>
         </w:rPr>
         <w:t xml:space="preserve">Research-Programmer </w:t>
@@ -1754,7 +1745,8 @@
       <w:hyperlink r:id="rId39">
         <w:r>
           <w:rPr>
-            <w:rStyle w:val="ListLabel9"/>
+            <w:rStyle w:val="ListLabel10"/>
+            <w:rFonts w:ascii="Arimo" w:hAnsi="Arimo"/>
             <w:b/>
             <w:color w:val="8E58B6"/>
             <w:u w:val="single"/>
@@ -1767,16 +1759,12 @@
       <w:pPr>
         <w:pStyle w:val="LO-normal"/>
         <w:rPr>
-          <w:rFonts w:ascii="PT Sans" w:hAnsi="PT Sans" w:eastAsia="PT Sans" w:cs="PT Sans"/>
-          <w:color w:val="333333"/>
-          <w:sz w:val="19"/>
-          <w:szCs w:val="19"/>
-          <w:shd w:fill="FEFEFE" w:val="clear"/>
+          <w:rFonts w:ascii="Arimo" w:hAnsi="Arimo"/>
         </w:rPr>
       </w:pPr>
       <w:r>
         <w:rPr>
-          <w:rFonts w:eastAsia="PT Sans" w:cs="PT Sans" w:ascii="PT Sans" w:hAnsi="PT Sans"/>
+          <w:rFonts w:eastAsia="PT Sans" w:cs="PT Sans" w:ascii="Arimo" w:hAnsi="Arimo"/>
           <w:color w:val="333333"/>
           <w:sz w:val="19"/>
           <w:szCs w:val="19"/>
@@ -1786,7 +1774,7 @@
       </w:r>
       <w:r>
         <w:rPr>
-          <w:rFonts w:eastAsia="PT Sans" w:cs="PT Sans" w:ascii="PT Sans" w:hAnsi="PT Sans"/>
+          <w:rFonts w:eastAsia="PT Sans" w:cs="PT Sans" w:ascii="Arimo" w:hAnsi="Arimo"/>
           <w:color w:val="333333"/>
           <w:sz w:val="19"/>
           <w:szCs w:val="19"/>
@@ -1799,16 +1787,12 @@
       <w:pPr>
         <w:pStyle w:val="LO-normal"/>
         <w:rPr>
-          <w:rFonts w:ascii="PT Sans" w:hAnsi="PT Sans" w:eastAsia="PT Sans" w:cs="PT Sans"/>
-          <w:color w:val="333333"/>
-          <w:sz w:val="19"/>
-          <w:szCs w:val="19"/>
-          <w:shd w:fill="FEFEFE" w:val="clear"/>
+          <w:rFonts w:ascii="Arimo" w:hAnsi="Arimo"/>
         </w:rPr>
       </w:pPr>
       <w:r>
         <w:rPr>
-          <w:rFonts w:eastAsia="PT Sans" w:cs="PT Sans" w:ascii="PT Sans" w:hAnsi="PT Sans"/>
+          <w:rFonts w:eastAsia="PT Sans" w:cs="PT Sans" w:ascii="Arimo" w:hAnsi="Arimo"/>
           <w:color w:val="333333"/>
           <w:sz w:val="19"/>
           <w:szCs w:val="19"/>
@@ -1821,16 +1805,12 @@
       <w:pPr>
         <w:pStyle w:val="LO-normal"/>
         <w:rPr>
-          <w:rFonts w:ascii="PT Sans" w:hAnsi="PT Sans" w:eastAsia="PT Sans" w:cs="PT Sans"/>
-          <w:color w:val="333333"/>
-          <w:sz w:val="19"/>
-          <w:szCs w:val="19"/>
-          <w:shd w:fill="FEFEFE" w:val="clear"/>
+          <w:rFonts w:ascii="Arimo" w:hAnsi="Arimo"/>
         </w:rPr>
       </w:pPr>
       <w:r>
         <w:rPr>
-          <w:rFonts w:eastAsia="PT Sans" w:cs="PT Sans" w:ascii="PT Sans" w:hAnsi="PT Sans"/>
+          <w:rFonts w:eastAsia="PT Sans" w:cs="PT Sans" w:ascii="Arimo" w:hAnsi="Arimo"/>
           <w:color w:val="333333"/>
           <w:sz w:val="19"/>
           <w:szCs w:val="19"/>
@@ -1843,16 +1823,12 @@
       <w:pPr>
         <w:pStyle w:val="LO-normal"/>
         <w:rPr>
-          <w:rFonts w:ascii="PT Sans" w:hAnsi="PT Sans" w:eastAsia="PT Sans" w:cs="PT Sans"/>
-          <w:color w:val="333333"/>
-          <w:sz w:val="19"/>
-          <w:szCs w:val="19"/>
-          <w:shd w:fill="FEFEFE" w:val="clear"/>
+          <w:rFonts w:ascii="Arimo" w:hAnsi="Arimo"/>
         </w:rPr>
       </w:pPr>
       <w:r>
         <w:rPr>
-          <w:rFonts w:eastAsia="PT Sans" w:cs="PT Sans" w:ascii="PT Sans" w:hAnsi="PT Sans"/>
+          <w:rFonts w:eastAsia="PT Sans" w:cs="PT Sans" w:ascii="Arimo" w:hAnsi="Arimo"/>
           <w:color w:val="333333"/>
           <w:sz w:val="19"/>
           <w:szCs w:val="19"/>
@@ -1865,16 +1841,12 @@
       <w:pPr>
         <w:pStyle w:val="LO-normal"/>
         <w:rPr>
-          <w:rFonts w:ascii="PT Sans" w:hAnsi="PT Sans" w:eastAsia="PT Sans" w:cs="PT Sans"/>
-          <w:color w:val="333333"/>
-          <w:sz w:val="19"/>
-          <w:szCs w:val="19"/>
-          <w:shd w:fill="FEFEFE" w:val="clear"/>
+          <w:rFonts w:ascii="Arimo" w:hAnsi="Arimo"/>
         </w:rPr>
       </w:pPr>
       <w:r>
         <w:rPr>
-          <w:rFonts w:eastAsia="PT Sans" w:cs="PT Sans" w:ascii="PT Sans" w:hAnsi="PT Sans"/>
+          <w:rFonts w:eastAsia="PT Sans" w:cs="PT Sans" w:ascii="Arimo" w:hAnsi="Arimo"/>
           <w:color w:val="333333"/>
           <w:sz w:val="19"/>
           <w:szCs w:val="19"/>
@@ -1887,16 +1859,12 @@
       <w:pPr>
         <w:pStyle w:val="LO-normal"/>
         <w:rPr>
-          <w:rFonts w:ascii="PT Sans" w:hAnsi="PT Sans" w:eastAsia="PT Sans" w:cs="PT Sans"/>
-          <w:color w:val="333333"/>
-          <w:sz w:val="19"/>
-          <w:szCs w:val="19"/>
-          <w:shd w:fill="FEFEFE" w:val="clear"/>
+          <w:rFonts w:ascii="Arimo" w:hAnsi="Arimo"/>
         </w:rPr>
       </w:pPr>
       <w:r>
         <w:rPr>
-          <w:rFonts w:eastAsia="PT Sans" w:cs="PT Sans" w:ascii="PT Sans" w:hAnsi="PT Sans"/>
+          <w:rFonts w:eastAsia="PT Sans" w:cs="PT Sans" w:ascii="Arimo" w:hAnsi="Arimo"/>
           <w:color w:val="333333"/>
           <w:sz w:val="19"/>
           <w:szCs w:val="19"/>
@@ -1909,16 +1877,12 @@
       <w:pPr>
         <w:pStyle w:val="LO-normal"/>
         <w:rPr>
-          <w:rFonts w:ascii="PT Sans" w:hAnsi="PT Sans" w:eastAsia="PT Sans" w:cs="PT Sans"/>
-          <w:color w:val="333333"/>
-          <w:sz w:val="19"/>
-          <w:szCs w:val="19"/>
-          <w:shd w:fill="FEFEFE" w:val="clear"/>
+          <w:rFonts w:ascii="Arimo" w:hAnsi="Arimo"/>
         </w:rPr>
       </w:pPr>
       <w:r>
         <w:rPr>
-          <w:rFonts w:eastAsia="PT Sans" w:cs="PT Sans" w:ascii="PT Sans" w:hAnsi="PT Sans"/>
+          <w:rFonts w:eastAsia="PT Sans" w:cs="PT Sans" w:ascii="Arimo" w:hAnsi="Arimo"/>
           <w:color w:val="333333"/>
           <w:sz w:val="19"/>
           <w:szCs w:val="19"/>
@@ -1928,7 +1892,7 @@
       </w:r>
       <w:r>
         <w:rPr>
-          <w:rFonts w:eastAsia="PT Sans" w:cs="PT Sans" w:ascii="PT Sans" w:hAnsi="PT Sans"/>
+          <w:rFonts w:eastAsia="PT Sans" w:cs="PT Sans" w:ascii="Arimo" w:hAnsi="Arimo"/>
           <w:color w:val="333333"/>
           <w:sz w:val="19"/>
           <w:szCs w:val="19"/>
@@ -1944,7 +1908,7 @@
       </w:pPr>
       <w:r>
         <w:rPr>
-          <w:rFonts w:eastAsia="PT Sans" w:cs="PT Sans" w:ascii="PT Sans" w:hAnsi="PT Sans"/>
+          <w:rFonts w:eastAsia="PT Sans" w:cs="PT Sans" w:ascii="Arimo" w:hAnsi="Arimo"/>
           <w:color w:val="333333"/>
           <w:sz w:val="19"/>
           <w:szCs w:val="19"/>
@@ -1955,8 +1919,8 @@
       <w:hyperlink r:id="rId40">
         <w:r>
           <w:rPr>
-            <w:rStyle w:val="ListLabel10"/>
-            <w:rFonts w:eastAsia="PT Sans" w:cs="PT Sans" w:ascii="PT Sans" w:hAnsi="PT Sans"/>
+            <w:rStyle w:val="ListLabel11"/>
+            <w:rFonts w:eastAsia="PT Sans" w:cs="PT Sans" w:ascii="Arimo" w:hAnsi="Arimo"/>
             <w:color w:val="0000FF"/>
             <w:sz w:val="19"/>
             <w:szCs w:val="19"/>
@@ -1971,13 +1935,12 @@
       <w:pPr>
         <w:pStyle w:val="LO-normal"/>
         <w:rPr>
-          <w:b/>
-          <w:sz w:val="12"/>
-          <w:szCs w:val="12"/>
+          <w:rFonts w:ascii="Arimo" w:hAnsi="Arimo"/>
         </w:rPr>
       </w:pPr>
       <w:r>
         <w:rPr>
+          <w:rFonts w:ascii="Arimo" w:hAnsi="Arimo"/>
           <w:b/>
           <w:sz w:val="12"/>
           <w:szCs w:val="12"/>
@@ -1988,22 +1951,25 @@
     <w:p>
       <w:pPr>
         <w:pStyle w:val="Heading2"/>
-        <w:rPr/>
+        <w:rPr>
+          <w:rFonts w:ascii="Arimo" w:hAnsi="Arimo"/>
+        </w:rPr>
       </w:pPr>
       <w:r>
-        <w:rPr/>
+        <w:rPr>
+          <w:rFonts w:ascii="Arimo" w:hAnsi="Arimo"/>
+        </w:rPr>
         <w:t>1996 - 1998</w:t>
       </w:r>
     </w:p>
     <w:p>
       <w:pPr>
         <w:pStyle w:val="LO-normal"/>
-        <w:rPr>
-          <w:b/>
-        </w:rPr>
+        <w:rPr/>
       </w:pPr>
       <w:r>
         <w:rPr>
+          <w:rFonts w:ascii="Arimo" w:hAnsi="Arimo"/>
           <w:b/>
         </w:rPr>
         <w:t xml:space="preserve">Knowledge-Engineer </w:t>
@@ -2011,7 +1977,8 @@
       <w:hyperlink r:id="rId41">
         <w:r>
           <w:rPr>
-            <w:rStyle w:val="ListLabel9"/>
+            <w:rStyle w:val="ListLabel10"/>
+            <w:rFonts w:ascii="Arimo" w:hAnsi="Arimo"/>
             <w:b/>
             <w:color w:val="8E58B6"/>
             <w:u w:val="single"/>
@@ -2023,17 +1990,11 @@
     <w:p>
       <w:pPr>
         <w:pStyle w:val="LO-normal"/>
-        <w:rPr>
-          <w:rFonts w:ascii="PT Sans" w:hAnsi="PT Sans" w:eastAsia="PT Sans" w:cs="PT Sans"/>
-          <w:color w:val="333333"/>
-          <w:sz w:val="19"/>
-          <w:szCs w:val="19"/>
-          <w:shd w:fill="FEFEFE" w:val="clear"/>
-        </w:rPr>
+        <w:rPr/>
       </w:pPr>
       <w:r>
         <w:rPr>
-          <w:rFonts w:eastAsia="PT Sans" w:cs="PT Sans" w:ascii="PT Sans" w:hAnsi="PT Sans"/>
+          <w:rFonts w:eastAsia="PT Sans" w:cs="PT Sans" w:ascii="Arimo" w:hAnsi="Arimo"/>
           <w:color w:val="333333"/>
           <w:sz w:val="19"/>
           <w:szCs w:val="19"/>
@@ -2043,7 +2004,7 @@
       </w:r>
       <w:r>
         <w:rPr>
-          <w:rFonts w:eastAsia="PT Sans" w:cs="PT Sans" w:ascii="PT Sans" w:hAnsi="PT Sans"/>
+          <w:rFonts w:eastAsia="PT Sans" w:cs="PT Sans" w:ascii="Arimo" w:hAnsi="Arimo"/>
           <w:color w:val="333333"/>
           <w:sz w:val="19"/>
           <w:szCs w:val="19"/>
@@ -2054,8 +2015,8 @@
       <w:hyperlink r:id="rId42">
         <w:r>
           <w:rPr>
-            <w:rStyle w:val="ListLabel10"/>
-            <w:rFonts w:eastAsia="PT Sans" w:cs="PT Sans" w:ascii="PT Sans" w:hAnsi="PT Sans"/>
+            <w:rStyle w:val="ListLabel11"/>
+            <w:rFonts w:eastAsia="PT Sans" w:cs="PT Sans" w:ascii="Arimo" w:hAnsi="Arimo"/>
             <w:color w:val="0000FF"/>
             <w:sz w:val="19"/>
             <w:szCs w:val="19"/>
@@ -2067,7 +2028,7 @@
       </w:hyperlink>
       <w:r>
         <w:rPr>
-          <w:rFonts w:eastAsia="PT Sans" w:cs="PT Sans" w:ascii="PT Sans" w:hAnsi="PT Sans"/>
+          <w:rFonts w:eastAsia="PT Sans" w:cs="PT Sans" w:ascii="Arimo" w:hAnsi="Arimo"/>
           <w:color w:val="333333"/>
           <w:sz w:val="19"/>
           <w:szCs w:val="19"/>
@@ -2079,17 +2040,11 @@
     <w:p>
       <w:pPr>
         <w:pStyle w:val="LO-normal"/>
-        <w:rPr>
-          <w:rFonts w:ascii="PT Sans" w:hAnsi="PT Sans" w:eastAsia="PT Sans" w:cs="PT Sans"/>
-          <w:color w:val="333333"/>
-          <w:sz w:val="19"/>
-          <w:szCs w:val="19"/>
-          <w:shd w:fill="FEFEFE" w:val="clear"/>
-        </w:rPr>
+        <w:rPr/>
       </w:pPr>
       <w:r>
         <w:rPr>
-          <w:rFonts w:eastAsia="PT Sans" w:cs="PT Sans" w:ascii="PT Sans" w:hAnsi="PT Sans"/>
+          <w:rFonts w:eastAsia="PT Sans" w:cs="PT Sans" w:ascii="Arimo" w:hAnsi="Arimo"/>
           <w:color w:val="333333"/>
           <w:sz w:val="19"/>
           <w:szCs w:val="19"/>
@@ -2100,8 +2055,8 @@
       <w:hyperlink r:id="rId43">
         <w:r>
           <w:rPr>
-            <w:rStyle w:val="ListLabel10"/>
-            <w:rFonts w:eastAsia="PT Sans" w:cs="PT Sans" w:ascii="PT Sans" w:hAnsi="PT Sans"/>
+            <w:rStyle w:val="ListLabel11"/>
+            <w:rFonts w:eastAsia="PT Sans" w:cs="PT Sans" w:ascii="Arimo" w:hAnsi="Arimo"/>
             <w:color w:val="0000FF"/>
             <w:sz w:val="19"/>
             <w:szCs w:val="19"/>
@@ -2113,7 +2068,7 @@
       </w:hyperlink>
       <w:r>
         <w:rPr>
-          <w:rFonts w:eastAsia="PT Sans" w:cs="PT Sans" w:ascii="PT Sans" w:hAnsi="PT Sans"/>
+          <w:rFonts w:eastAsia="PT Sans" w:cs="PT Sans" w:ascii="Arimo" w:hAnsi="Arimo"/>
           <w:color w:val="333333"/>
           <w:sz w:val="19"/>
           <w:szCs w:val="19"/>
@@ -2124,8 +2079,8 @@
       <w:hyperlink r:id="rId44">
         <w:r>
           <w:rPr>
-            <w:rStyle w:val="ListLabel11"/>
-            <w:rFonts w:eastAsia="PT Sans" w:cs="PT Sans" w:ascii="PT Sans" w:hAnsi="PT Sans"/>
+            <w:rStyle w:val="ListLabel12"/>
+            <w:rFonts w:eastAsia="PT Sans" w:cs="PT Sans" w:ascii="Arimo" w:hAnsi="Arimo"/>
             <w:color w:val="1155CC"/>
             <w:sz w:val="19"/>
             <w:szCs w:val="19"/>
@@ -2137,7 +2092,7 @@
       </w:hyperlink>
       <w:r>
         <w:rPr>
-          <w:rFonts w:eastAsia="PT Sans" w:cs="PT Sans" w:ascii="PT Sans" w:hAnsi="PT Sans"/>
+          <w:rFonts w:eastAsia="PT Sans" w:cs="PT Sans" w:ascii="Arimo" w:hAnsi="Arimo"/>
           <w:color w:val="333333"/>
           <w:sz w:val="19"/>
           <w:szCs w:val="19"/>
@@ -2150,13 +2105,12 @@
       <w:pPr>
         <w:pStyle w:val="LO-normal"/>
         <w:rPr>
-          <w:b/>
-          <w:sz w:val="12"/>
-          <w:szCs w:val="12"/>
+          <w:rFonts w:ascii="Arimo" w:hAnsi="Arimo"/>
         </w:rPr>
       </w:pPr>
       <w:r>
         <w:rPr>
+          <w:rFonts w:ascii="Arimo" w:hAnsi="Arimo"/>
           <w:b/>
           <w:sz w:val="12"/>
           <w:szCs w:val="12"/>
@@ -2167,22 +2121,25 @@
     <w:p>
       <w:pPr>
         <w:pStyle w:val="Heading2"/>
-        <w:rPr/>
+        <w:rPr>
+          <w:rFonts w:ascii="Arimo" w:hAnsi="Arimo"/>
+        </w:rPr>
       </w:pPr>
       <w:r>
-        <w:rPr/>
+        <w:rPr>
+          <w:rFonts w:ascii="Arimo" w:hAnsi="Arimo"/>
+        </w:rPr>
         <w:t>1996</w:t>
       </w:r>
     </w:p>
     <w:p>
       <w:pPr>
         <w:pStyle w:val="LO-normal"/>
-        <w:rPr>
-          <w:b/>
-        </w:rPr>
+        <w:rPr/>
       </w:pPr>
       <w:r>
         <w:rPr>
+          <w:rFonts w:ascii="Arimo" w:hAnsi="Arimo"/>
           <w:b/>
         </w:rPr>
         <w:t xml:space="preserve">Lead Programmer/Analyst </w:t>
@@ -2190,7 +2147,8 @@
       <w:hyperlink r:id="rId45">
         <w:r>
           <w:rPr>
-            <w:rStyle w:val="ListLabel9"/>
+            <w:rStyle w:val="ListLabel10"/>
+            <w:rFonts w:ascii="Arimo" w:hAnsi="Arimo"/>
             <w:b/>
             <w:color w:val="8E58B6"/>
             <w:u w:val="single"/>
@@ -2202,11 +2160,13 @@
     <w:p>
       <w:pPr>
         <w:pStyle w:val="LO-normal"/>
-        <w:rPr/>
+        <w:rPr>
+          <w:rFonts w:ascii="Arimo" w:hAnsi="Arimo"/>
+        </w:rPr>
       </w:pPr>
       <w:r>
         <w:rPr>
-          <w:rFonts w:eastAsia="PT Sans" w:cs="PT Sans" w:ascii="PT Sans" w:hAnsi="PT Sans"/>
+          <w:rFonts w:eastAsia="PT Sans" w:cs="PT Sans" w:ascii="Arimo" w:hAnsi="Arimo"/>
           <w:color w:val="333333"/>
           <w:sz w:val="19"/>
           <w:szCs w:val="19"/>
@@ -2216,7 +2176,7 @@
       </w:r>
       <w:r>
         <w:rPr>
-          <w:rFonts w:eastAsia="PT Sans" w:cs="PT Sans" w:ascii="PT Sans" w:hAnsi="PT Sans"/>
+          <w:rFonts w:eastAsia="PT Sans" w:cs="PT Sans" w:ascii="Arimo" w:hAnsi="Arimo"/>
           <w:color w:val="333333"/>
           <w:sz w:val="19"/>
           <w:szCs w:val="19"/>
@@ -2232,7 +2192,7 @@
       </w:pPr>
       <w:r>
         <w:rPr>
-          <w:rFonts w:eastAsia="PT Sans" w:cs="PT Sans" w:ascii="PT Sans" w:hAnsi="PT Sans"/>
+          <w:rFonts w:eastAsia="PT Sans" w:cs="PT Sans" w:ascii="Arimo" w:hAnsi="Arimo"/>
           <w:color w:val="333333"/>
           <w:sz w:val="19"/>
           <w:szCs w:val="19"/>
@@ -2243,8 +2203,8 @@
       <w:hyperlink r:id="rId46">
         <w:r>
           <w:rPr>
-            <w:rStyle w:val="ListLabel10"/>
-            <w:rFonts w:eastAsia="PT Sans" w:cs="PT Sans" w:ascii="PT Sans" w:hAnsi="PT Sans"/>
+            <w:rStyle w:val="ListLabel11"/>
+            <w:rFonts w:eastAsia="PT Sans" w:cs="PT Sans" w:ascii="Arimo" w:hAnsi="Arimo"/>
             <w:color w:val="0000FF"/>
             <w:sz w:val="19"/>
             <w:szCs w:val="19"/>
@@ -2259,12 +2219,12 @@
       <w:pPr>
         <w:pStyle w:val="LO-normal"/>
         <w:rPr>
-          <w:sz w:val="12"/>
-          <w:szCs w:val="12"/>
+          <w:rFonts w:ascii="Arimo" w:hAnsi="Arimo"/>
         </w:rPr>
       </w:pPr>
       <w:r>
         <w:rPr>
+          <w:rFonts w:ascii="Arimo" w:hAnsi="Arimo"/>
           <w:sz w:val="12"/>
           <w:szCs w:val="12"/>
         </w:rPr>
@@ -2274,10 +2234,14 @@
     <w:p>
       <w:pPr>
         <w:pStyle w:val="Heading2"/>
-        <w:rPr/>
+        <w:rPr>
+          <w:rFonts w:ascii="Arimo" w:hAnsi="Arimo"/>
+        </w:rPr>
       </w:pPr>
       <w:r>
-        <w:rPr/>
+        <w:rPr>
+          <w:rFonts w:ascii="Arimo" w:hAnsi="Arimo"/>
+        </w:rPr>
         <w:t>1993 - 1996</w:t>
       </w:r>
     </w:p>
@@ -2285,11 +2249,12 @@
       <w:pPr>
         <w:pStyle w:val="LO-normal"/>
         <w:rPr>
-          <w:b/>
+          <w:rFonts w:ascii="Arimo" w:hAnsi="Arimo"/>
         </w:rPr>
       </w:pPr>
       <w:r>
         <w:rPr>
+          <w:rFonts w:ascii="Arimo" w:hAnsi="Arimo"/>
           <w:b/>
         </w:rPr>
         <w:t xml:space="preserve">Software-Engineer anl.gov </w:t>
@@ -2298,17 +2263,11 @@
     <w:p>
       <w:pPr>
         <w:pStyle w:val="LO-normal"/>
-        <w:rPr>
-          <w:rFonts w:ascii="PT Sans" w:hAnsi="PT Sans" w:eastAsia="PT Sans" w:cs="PT Sans"/>
-          <w:color w:val="333333"/>
-          <w:sz w:val="19"/>
-          <w:szCs w:val="19"/>
-          <w:shd w:fill="FEFEFE" w:val="clear"/>
-        </w:rPr>
+        <w:rPr/>
       </w:pPr>
       <w:r>
         <w:rPr>
-          <w:rFonts w:eastAsia="PT Sans" w:cs="PT Sans" w:ascii="PT Sans" w:hAnsi="PT Sans"/>
+          <w:rFonts w:eastAsia="PT Sans" w:cs="PT Sans" w:ascii="Arimo" w:hAnsi="Arimo"/>
           <w:color w:val="333333"/>
           <w:sz w:val="19"/>
           <w:szCs w:val="19"/>
@@ -2319,8 +2278,8 @@
       <w:hyperlink r:id="rId47">
         <w:r>
           <w:rPr>
-            <w:rStyle w:val="ListLabel7"/>
-            <w:rFonts w:eastAsia="PT Sans" w:cs="PT Sans" w:ascii="PT Sans" w:hAnsi="PT Sans"/>
+            <w:rStyle w:val="ListLabel8"/>
+            <w:rFonts w:eastAsia="PT Sans" w:cs="PT Sans" w:ascii="Arimo" w:hAnsi="Arimo"/>
             <w:color w:val="0000FF"/>
             <w:sz w:val="19"/>
             <w:szCs w:val="19"/>
@@ -2331,7 +2290,7 @@
       </w:hyperlink>
       <w:r>
         <w:rPr>
-          <w:rFonts w:eastAsia="PT Sans" w:cs="PT Sans" w:ascii="PT Sans" w:hAnsi="PT Sans"/>
+          <w:rFonts w:eastAsia="PT Sans" w:cs="PT Sans" w:ascii="Arimo" w:hAnsi="Arimo"/>
           <w:color w:val="333333"/>
           <w:sz w:val="19"/>
           <w:szCs w:val="19"/>
@@ -2342,8 +2301,8 @@
       <w:hyperlink r:id="rId48">
         <w:r>
           <w:rPr>
-            <w:rStyle w:val="ListLabel7"/>
-            <w:rFonts w:eastAsia="PT Sans" w:cs="PT Sans" w:ascii="PT Sans" w:hAnsi="PT Sans"/>
+            <w:rStyle w:val="ListLabel8"/>
+            <w:rFonts w:eastAsia="PT Sans" w:cs="PT Sans" w:ascii="Arimo" w:hAnsi="Arimo"/>
             <w:color w:val="0000FF"/>
             <w:sz w:val="19"/>
             <w:szCs w:val="19"/>
@@ -2354,7 +2313,7 @@
       </w:hyperlink>
       <w:r>
         <w:rPr>
-          <w:rFonts w:eastAsia="PT Sans" w:cs="PT Sans" w:ascii="PT Sans" w:hAnsi="PT Sans"/>
+          <w:rFonts w:eastAsia="PT Sans" w:cs="PT Sans" w:ascii="Arimo" w:hAnsi="Arimo"/>
           <w:color w:val="333333"/>
           <w:sz w:val="19"/>
           <w:szCs w:val="19"/>
@@ -2364,7 +2323,7 @@
       </w:r>
       <w:r>
         <w:rPr>
-          <w:rFonts w:eastAsia="PT Sans" w:cs="PT Sans" w:ascii="PT Sans" w:hAnsi="PT Sans"/>
+          <w:rFonts w:eastAsia="PT Sans" w:cs="PT Sans" w:ascii="Arimo" w:hAnsi="Arimo"/>
           <w:color w:val="333333"/>
           <w:sz w:val="19"/>
           <w:szCs w:val="19"/>
@@ -2377,16 +2336,12 @@
       <w:pPr>
         <w:pStyle w:val="LO-normal"/>
         <w:rPr>
-          <w:rFonts w:ascii="PT Sans" w:hAnsi="PT Sans" w:eastAsia="PT Sans" w:cs="PT Sans"/>
-          <w:color w:val="333333"/>
-          <w:sz w:val="19"/>
-          <w:szCs w:val="19"/>
-          <w:shd w:fill="FEFEFE" w:val="clear"/>
+          <w:rFonts w:ascii="Arimo" w:hAnsi="Arimo"/>
         </w:rPr>
       </w:pPr>
       <w:r>
         <w:rPr>
-          <w:rFonts w:eastAsia="PT Sans" w:cs="PT Sans" w:ascii="PT Sans" w:hAnsi="PT Sans"/>
+          <w:rFonts w:eastAsia="PT Sans" w:cs="PT Sans" w:ascii="Arimo" w:hAnsi="Arimo"/>
           <w:color w:val="333333"/>
           <w:sz w:val="19"/>
           <w:szCs w:val="19"/>
@@ -2398,17 +2353,11 @@
     <w:p>
       <w:pPr>
         <w:pStyle w:val="LO-normal"/>
-        <w:rPr>
-          <w:rFonts w:ascii="PT Sans" w:hAnsi="PT Sans" w:eastAsia="PT Sans" w:cs="PT Sans"/>
-          <w:color w:val="333333"/>
-          <w:sz w:val="19"/>
-          <w:szCs w:val="19"/>
-          <w:shd w:fill="FEFEFE" w:val="clear"/>
-        </w:rPr>
+        <w:rPr/>
       </w:pPr>
       <w:r>
         <w:rPr>
-          <w:rFonts w:eastAsia="PT Sans" w:cs="PT Sans" w:ascii="PT Sans" w:hAnsi="PT Sans"/>
+          <w:rFonts w:eastAsia="PT Sans" w:cs="PT Sans" w:ascii="Arimo" w:hAnsi="Arimo"/>
           <w:color w:val="333333"/>
           <w:sz w:val="19"/>
           <w:szCs w:val="19"/>
@@ -2419,8 +2368,8 @@
       <w:hyperlink r:id="rId49">
         <w:r>
           <w:rPr>
-            <w:rStyle w:val="ListLabel13"/>
-            <w:rFonts w:eastAsia="PT Sans" w:cs="PT Sans" w:ascii="PT Sans" w:hAnsi="PT Sans"/>
+            <w:rStyle w:val="ListLabel14"/>
+            <w:rFonts w:eastAsia="PT Sans" w:cs="PT Sans" w:ascii="Arimo" w:hAnsi="Arimo"/>
             <w:color w:val="8E58B6"/>
             <w:sz w:val="19"/>
             <w:szCs w:val="19"/>
@@ -2431,14 +2380,16 @@
         </w:r>
       </w:hyperlink>
       <w:r>
-        <w:rPr/>
+        <w:rPr>
+          <w:rFonts w:ascii="Arimo" w:hAnsi="Arimo"/>
+        </w:rPr>
         <w:t> </w:t>
       </w:r>
       <w:hyperlink r:id="rId50">
         <w:r>
           <w:rPr>
-            <w:rStyle w:val="ListLabel13"/>
-            <w:rFonts w:eastAsia="PT Sans" w:cs="PT Sans" w:ascii="PT Sans" w:hAnsi="PT Sans"/>
+            <w:rStyle w:val="ListLabel14"/>
+            <w:rFonts w:eastAsia="PT Sans" w:cs="PT Sans" w:ascii="Arimo" w:hAnsi="Arimo"/>
             <w:color w:val="8E58B6"/>
             <w:sz w:val="19"/>
             <w:szCs w:val="19"/>
@@ -2450,7 +2401,7 @@
       </w:hyperlink>
       <w:r>
         <w:rPr>
-          <w:rFonts w:eastAsia="PT Sans" w:cs="PT Sans" w:ascii="PT Sans" w:hAnsi="PT Sans"/>
+          <w:rFonts w:eastAsia="PT Sans" w:cs="PT Sans" w:ascii="Arimo" w:hAnsi="Arimo"/>
           <w:color w:val="333333"/>
           <w:sz w:val="19"/>
           <w:szCs w:val="19"/>
@@ -2461,8 +2412,8 @@
       <w:hyperlink r:id="rId51">
         <w:r>
           <w:rPr>
-            <w:rStyle w:val="ListLabel13"/>
-            <w:rFonts w:eastAsia="PT Sans" w:cs="PT Sans" w:ascii="PT Sans" w:hAnsi="PT Sans"/>
+            <w:rStyle w:val="ListLabel14"/>
+            <w:rFonts w:eastAsia="PT Sans" w:cs="PT Sans" w:ascii="Arimo" w:hAnsi="Arimo"/>
             <w:color w:val="8E58B6"/>
             <w:sz w:val="19"/>
             <w:szCs w:val="19"/>
@@ -2474,7 +2425,7 @@
       </w:hyperlink>
       <w:r>
         <w:rPr>
-          <w:rFonts w:eastAsia="PT Sans" w:cs="PT Sans" w:ascii="PT Sans" w:hAnsi="PT Sans"/>
+          <w:rFonts w:eastAsia="PT Sans" w:cs="PT Sans" w:ascii="Arimo" w:hAnsi="Arimo"/>
           <w:color w:val="333333"/>
           <w:sz w:val="19"/>
           <w:szCs w:val="19"/>
@@ -2485,8 +2436,8 @@
       <w:hyperlink r:id="rId52">
         <w:r>
           <w:rPr>
-            <w:rStyle w:val="ListLabel13"/>
-            <w:rFonts w:eastAsia="PT Sans" w:cs="PT Sans" w:ascii="PT Sans" w:hAnsi="PT Sans"/>
+            <w:rStyle w:val="ListLabel14"/>
+            <w:rFonts w:eastAsia="PT Sans" w:cs="PT Sans" w:ascii="Arimo" w:hAnsi="Arimo"/>
             <w:color w:val="8E58B6"/>
             <w:sz w:val="19"/>
             <w:szCs w:val="19"/>
@@ -2498,7 +2449,7 @@
       </w:hyperlink>
       <w:r>
         <w:rPr>
-          <w:rFonts w:eastAsia="PT Sans" w:cs="PT Sans" w:ascii="PT Sans" w:hAnsi="PT Sans"/>
+          <w:rFonts w:eastAsia="PT Sans" w:cs="PT Sans" w:ascii="Arimo" w:hAnsi="Arimo"/>
           <w:color w:val="333333"/>
           <w:sz w:val="19"/>
           <w:szCs w:val="19"/>
@@ -2514,7 +2465,7 @@
       </w:pPr>
       <w:r>
         <w:rPr>
-          <w:rFonts w:eastAsia="PT Sans" w:cs="PT Sans" w:ascii="PT Sans" w:hAnsi="PT Sans"/>
+          <w:rFonts w:eastAsia="PT Sans" w:cs="PT Sans" w:ascii="Arimo" w:hAnsi="Arimo"/>
           <w:color w:val="333333"/>
           <w:sz w:val="19"/>
           <w:szCs w:val="19"/>
@@ -2525,8 +2476,8 @@
       <w:hyperlink r:id="rId53">
         <w:r>
           <w:rPr>
-            <w:rStyle w:val="ListLabel13"/>
-            <w:rFonts w:eastAsia="PT Sans" w:cs="PT Sans" w:ascii="PT Sans" w:hAnsi="PT Sans"/>
+            <w:rStyle w:val="ListLabel14"/>
+            <w:rFonts w:eastAsia="PT Sans" w:cs="PT Sans" w:ascii="Arimo" w:hAnsi="Arimo"/>
             <w:color w:val="8E58B6"/>
             <w:sz w:val="19"/>
             <w:szCs w:val="19"/>
@@ -2538,7 +2489,7 @@
       </w:hyperlink>
       <w:r>
         <w:rPr>
-          <w:rFonts w:eastAsia="PT Sans" w:cs="PT Sans" w:ascii="PT Sans" w:hAnsi="PT Sans"/>
+          <w:rFonts w:eastAsia="PT Sans" w:cs="PT Sans" w:ascii="Arimo" w:hAnsi="Arimo"/>
           <w:color w:val="333333"/>
           <w:sz w:val="19"/>
           <w:szCs w:val="19"/>
@@ -2551,12 +2502,12 @@
       <w:pPr>
         <w:pStyle w:val="LO-normal"/>
         <w:rPr>
-          <w:sz w:val="12"/>
-          <w:szCs w:val="12"/>
+          <w:rFonts w:ascii="Arimo" w:hAnsi="Arimo"/>
         </w:rPr>
       </w:pPr>
       <w:r>
         <w:rPr>
+          <w:rFonts w:ascii="Arimo" w:hAnsi="Arimo"/>
           <w:sz w:val="12"/>
           <w:szCs w:val="12"/>
         </w:rPr>
@@ -2566,10 +2517,14 @@
     <w:p>
       <w:pPr>
         <w:pStyle w:val="Heading2"/>
-        <w:rPr/>
+        <w:rPr>
+          <w:rFonts w:ascii="Arimo" w:hAnsi="Arimo"/>
+        </w:rPr>
       </w:pPr>
       <w:r>
-        <w:rPr/>
+        <w:rPr>
+          <w:rFonts w:ascii="Arimo" w:hAnsi="Arimo"/>
+        </w:rPr>
         <w:t>1988 - 1989</w:t>
       </w:r>
     </w:p>
@@ -2577,11 +2532,12 @@
       <w:pPr>
         <w:pStyle w:val="LO-normal"/>
         <w:rPr>
-          <w:b/>
+          <w:rFonts w:ascii="Arimo" w:hAnsi="Arimo"/>
         </w:rPr>
       </w:pPr>
       <w:r>
         <w:rPr>
+          <w:rFonts w:ascii="Arimo" w:hAnsi="Arimo"/>
           <w:b/>
         </w:rPr>
         <w:t xml:space="preserve">Programmer/Consultant: Shearson Lehman Hutton, GIST, NCSA/uiuc.edu, </w:t>
@@ -2591,12 +2547,12 @@
       <w:pPr>
         <w:pStyle w:val="LO-normal"/>
         <w:rPr>
-          <w:b/>
+          <w:rFonts w:ascii="Arimo" w:hAnsi="Arimo"/>
         </w:rPr>
       </w:pPr>
       <w:r>
         <w:rPr>
-          <w:rFonts w:eastAsia="PT Sans" w:cs="PT Sans" w:ascii="PT Sans" w:hAnsi="PT Sans"/>
+          <w:rFonts w:eastAsia="PT Sans" w:cs="PT Sans" w:ascii="Arimo" w:hAnsi="Arimo"/>
           <w:color w:val="333333"/>
           <w:sz w:val="19"/>
           <w:szCs w:val="19"/>
@@ -2606,7 +2562,7 @@
       </w:r>
       <w:r>
         <w:rPr>
-          <w:rFonts w:eastAsia="PT Sans" w:cs="PT Sans" w:ascii="PT Sans" w:hAnsi="PT Sans"/>
+          <w:rFonts w:eastAsia="PT Sans" w:cs="PT Sans" w:ascii="Arimo" w:hAnsi="Arimo"/>
           <w:color w:val="333333"/>
           <w:sz w:val="19"/>
           <w:szCs w:val="19"/>
@@ -2619,11 +2575,12 @@
       <w:pPr>
         <w:pStyle w:val="Heading1"/>
         <w:rPr>
-          <w:shd w:fill="F6EAEE" w:val="clear"/>
+          <w:rFonts w:ascii="Arimo" w:hAnsi="Arimo"/>
         </w:rPr>
       </w:pPr>
       <w:r>
         <w:rPr>
+          <w:rFonts w:ascii="Arimo" w:hAnsi="Arimo"/>
           <w:shd w:fill="F6EAEE" w:val="clear"/>
         </w:rPr>
         <w:t>Education</w:t>
@@ -2632,26 +2589,35 @@
     <w:p>
       <w:pPr>
         <w:pStyle w:val="Heading2"/>
-        <w:rPr/>
+        <w:rPr>
+          <w:rFonts w:ascii="Arimo" w:hAnsi="Arimo"/>
+        </w:rPr>
       </w:pPr>
       <w:r>
-        <w:rPr/>
+        <w:rPr>
+          <w:rFonts w:ascii="Arimo" w:hAnsi="Arimo"/>
+        </w:rPr>
         <w:t>October 1993</w:t>
       </w:r>
     </w:p>
     <w:p>
       <w:pPr>
         <w:pStyle w:val="LO-normal"/>
-        <w:rPr/>
+        <w:rPr>
+          <w:rFonts w:ascii="Arimo" w:hAnsi="Arimo"/>
+        </w:rPr>
       </w:pPr>
       <w:r>
         <w:rPr>
+          <w:rFonts w:ascii="Arimo" w:hAnsi="Arimo"/>
           <w:b/>
         </w:rPr>
         <w:t>MS Biophysics &amp; Computational Biology</w:t>
       </w:r>
       <w:r>
-        <w:rPr/>
+        <w:rPr>
+          <w:rFonts w:ascii="Arimo" w:hAnsi="Arimo"/>
+        </w:rPr>
         <w:t>, with focus in AI</w:t>
       </w:r>
     </w:p>
@@ -2659,11 +2625,12 @@
       <w:pPr>
         <w:pStyle w:val="LO-normal"/>
         <w:rPr>
-          <w:b/>
+          <w:rFonts w:ascii="Arimo" w:hAnsi="Arimo"/>
         </w:rPr>
       </w:pPr>
       <w:r>
         <w:rPr>
+          <w:rFonts w:ascii="Arimo" w:hAnsi="Arimo"/>
           <w:b/>
         </w:rPr>
         <w:t>University of Illinois, Urbana-Champaign</w:t>
@@ -2672,29 +2639,41 @@
     <w:p>
       <w:pPr>
         <w:pStyle w:val="LO-normal"/>
-        <w:rPr/>
+        <w:rPr>
+          <w:rFonts w:ascii="Arimo" w:hAnsi="Arimo"/>
+        </w:rPr>
       </w:pPr>
       <w:r>
-        <w:rPr/>
+        <w:rPr>
+          <w:rFonts w:ascii="Arimo" w:hAnsi="Arimo"/>
+        </w:rPr>
         <w:t>Thesis: Molecular Simulation with Expert Rules (in OPS5/Lisp/C)</w:t>
       </w:r>
     </w:p>
     <w:p>
       <w:pPr>
         <w:pStyle w:val="LO-normal"/>
-        <w:rPr/>
+        <w:rPr>
+          <w:rFonts w:ascii="Arimo" w:hAnsi="Arimo"/>
+        </w:rPr>
       </w:pPr>
       <w:r>
-        <w:rPr/>
+        <w:rPr>
+          <w:rFonts w:ascii="Arimo" w:hAnsi="Arimo"/>
+        </w:rPr>
       </w:r>
     </w:p>
     <w:p>
       <w:pPr>
         <w:pStyle w:val="Heading2"/>
-        <w:rPr/>
+        <w:rPr>
+          <w:rFonts w:ascii="Arimo" w:hAnsi="Arimo"/>
+        </w:rPr>
       </w:pPr>
       <w:r>
-        <w:rPr/>
+        <w:rPr>
+          <w:rFonts w:ascii="Arimo" w:hAnsi="Arimo"/>
+        </w:rPr>
         <w:t>May 1988</w:t>
       </w:r>
     </w:p>
@@ -2717,15 +2696,12 @@
           <w:tab w:val="left" w:pos="6720" w:leader="none"/>
         </w:tabs>
         <w:rPr>
-          <w:rFonts w:ascii="Helvetica Neue" w:hAnsi="Helvetica Neue" w:eastAsia="Helvetica Neue" w:cs="Helvetica Neue"/>
-          <w:color w:val="000000"/>
-          <w:sz w:val="20"/>
-          <w:szCs w:val="20"/>
+          <w:rFonts w:ascii="Arimo" w:hAnsi="Arimo"/>
         </w:rPr>
       </w:pPr>
       <w:r>
         <w:rPr>
-          <w:rFonts w:eastAsia="Helvetica Neue" w:cs="Helvetica Neue" w:ascii="Helvetica Neue" w:hAnsi="Helvetica Neue"/>
+          <w:rFonts w:eastAsia="Helvetica Neue" w:cs="Helvetica Neue" w:ascii="Arimo" w:hAnsi="Arimo"/>
           <w:b/>
           <w:color w:val="000000"/>
         </w:rPr>
@@ -2733,7 +2709,7 @@
       </w:r>
       <w:r>
         <w:rPr>
-          <w:rFonts w:eastAsia="Helvetica Neue" w:cs="Helvetica Neue" w:ascii="Helvetica Neue" w:hAnsi="Helvetica Neue"/>
+          <w:rFonts w:eastAsia="Helvetica Neue" w:cs="Helvetica Neue" w:ascii="Arimo" w:hAnsi="Arimo"/>
           <w:color w:val="000000"/>
           <w:sz w:val="20"/>
           <w:szCs w:val="20"/>
@@ -2742,7 +2718,7 @@
       </w:r>
       <w:r>
         <w:rPr>
-          <w:rFonts w:eastAsia="Helvetica Neue" w:cs="Helvetica Neue" w:ascii="Helvetica Neue" w:hAnsi="Helvetica Neue"/>
+          <w:rFonts w:eastAsia="Helvetica Neue" w:cs="Helvetica Neue" w:ascii="Arimo" w:hAnsi="Arimo"/>
           <w:sz w:val="20"/>
           <w:szCs w:val="20"/>
         </w:rPr>
@@ -2750,7 +2726,7 @@
       </w:r>
       <w:r>
         <w:rPr>
-          <w:rFonts w:eastAsia="Helvetica Neue" w:cs="Helvetica Neue" w:ascii="Helvetica Neue" w:hAnsi="Helvetica Neue"/>
+          <w:rFonts w:eastAsia="Helvetica Neue" w:cs="Helvetica Neue" w:ascii="Arimo" w:hAnsi="Arimo"/>
           <w:color w:val="000000"/>
           <w:sz w:val="20"/>
           <w:szCs w:val="20"/>
@@ -2759,7 +2735,7 @@
       </w:r>
       <w:r>
         <w:rPr>
-          <w:rFonts w:eastAsia="Helvetica Neue" w:cs="Helvetica Neue" w:ascii="Helvetica Neue" w:hAnsi="Helvetica Neue"/>
+          <w:rFonts w:eastAsia="Helvetica Neue" w:cs="Helvetica Neue" w:ascii="Arimo" w:hAnsi="Arimo"/>
           <w:sz w:val="20"/>
           <w:szCs w:val="20"/>
         </w:rPr>
@@ -2767,7 +2743,7 @@
       </w:r>
       <w:r>
         <w:rPr>
-          <w:rFonts w:eastAsia="Helvetica Neue" w:cs="Helvetica Neue" w:ascii="Helvetica Neue" w:hAnsi="Helvetica Neue"/>
+          <w:rFonts w:eastAsia="Helvetica Neue" w:cs="Helvetica Neue" w:ascii="Arimo" w:hAnsi="Arimo"/>
           <w:color w:val="000000"/>
           <w:sz w:val="20"/>
           <w:szCs w:val="20"/>
@@ -2780,13 +2756,12 @@
         <w:pStyle w:val="Heading3"/>
         <w:spacing w:before="0" w:after="180"/>
         <w:rPr>
-          <w:rFonts w:ascii="Helvetica Neue" w:hAnsi="Helvetica Neue" w:eastAsia="Helvetica Neue" w:cs="Helvetica Neue"/>
-          <w:color w:val="000000"/>
+          <w:rFonts w:ascii="Arimo" w:hAnsi="Arimo"/>
         </w:rPr>
       </w:pPr>
       <w:r>
         <w:rPr>
-          <w:rFonts w:eastAsia="Helvetica Neue" w:cs="Helvetica Neue" w:ascii="Helvetica Neue" w:hAnsi="Helvetica Neue"/>
+          <w:rFonts w:eastAsia="Helvetica Neue" w:cs="Helvetica Neue" w:ascii="Arimo" w:hAnsi="Arimo"/>
           <w:color w:val="000000"/>
         </w:rPr>
         <w:t xml:space="preserve">University of Illinois, Urbana-Champaign  </w:t>
@@ -23011,7 +22986,6 @@
       <w:pPr>
         <w:spacing w:before="0" w:after="0" w:line="240" w:lineRule="auto"/>
       </w:pPr>
-      <w:rPr/>
       <w:tblPr/>
       <w:tcPr>
         <w:tcBorders>
@@ -23150,7 +23124,6 @@
       <w:pPr>
         <w:spacing w:before="0" w:after="0" w:line="240" w:lineRule="auto"/>
       </w:pPr>
-      <w:rPr/>
       <w:tblPr/>
       <w:tcPr>
         <w:tcBorders>
@@ -23289,7 +23262,6 @@
       <w:pPr>
         <w:spacing w:before="0" w:after="0" w:line="240" w:lineRule="auto"/>
       </w:pPr>
-      <w:rPr/>
       <w:tblPr/>
       <w:tcPr>
         <w:tcBorders>
@@ -23428,7 +23400,6 @@
       <w:pPr>
         <w:spacing w:before="0" w:after="0" w:line="240" w:lineRule="auto"/>
       </w:pPr>
-      <w:rPr/>
       <w:tblPr/>
       <w:tcPr>
         <w:tcBorders>
@@ -23567,7 +23538,6 @@
       <w:pPr>
         <w:spacing w:before="0" w:after="0" w:line="240" w:lineRule="auto"/>
       </w:pPr>
-      <w:rPr/>
       <w:tblPr/>
       <w:tcPr>
         <w:tcBorders>
@@ -23706,7 +23676,6 @@
       <w:pPr>
         <w:spacing w:before="0" w:after="0" w:line="240" w:lineRule="auto"/>
       </w:pPr>
-      <w:rPr/>
       <w:tblPr/>
       <w:tcPr>
         <w:tcBorders>
@@ -23845,7 +23814,6 @@
       <w:pPr>
         <w:spacing w:before="0" w:after="0" w:line="240" w:lineRule="auto"/>
       </w:pPr>
-      <w:rPr/>
       <w:tblPr/>
       <w:tcPr>
         <w:tcBorders>
@@ -24345,7 +24313,6 @@
     <w:semiHidden/>
     <w:unhideWhenUsed/>
     <w:rsid w:val="006c47d8"/>
-    <w:rPr/>
     <w:tcPr>
       <w:shd w:val="solid" w:color="C0C0C0" w:fill="FFFFFF"/>
     </w:tcPr>
@@ -24431,7 +24398,6 @@
       </w:tcPr>
     </w:tblStylePr>
     <w:tblStylePr w:type="swCell">
-      <w:rPr/>
       <w:tblPr/>
       <w:tcPr>
         <w:tcBorders>
@@ -24450,7 +24416,6 @@
     <w:semiHidden/>
     <w:unhideWhenUsed/>
     <w:rsid w:val="006c47d8"/>
-    <w:rPr/>
     <w:tblPr>
       <w:tblStyleRowBandSize w:val="1"/>
     </w:tblPr>
@@ -24524,7 +24489,6 @@
     <w:semiHidden/>
     <w:unhideWhenUsed/>
     <w:rsid w:val="006c47d8"/>
-    <w:rPr/>
     <w:tblPr>
       <w:tblStyleRowBandSize w:val="1"/>
       <w:tblStyleColBandSize w:val="1"/>
@@ -24565,14 +24529,12 @@
       </w:tcPr>
     </w:tblStylePr>
     <w:tblStylePr w:type="band1Vert">
-      <w:rPr/>
       <w:tblPr/>
       <w:tcPr>
         <w:shd w:val="solid" w:color="C0C0C0" w:fill="FFFFFF"/>
       </w:tcPr>
     </w:tblStylePr>
     <w:tblStylePr w:type="band2Vert">
-      <w:rPr/>
       <w:tblPr/>
       <w:tcPr>
         <w:shd w:val="pct50" w:color="C0C0C0" w:fill="FFFFFF"/>
@@ -24610,7 +24572,6 @@
     <w:semiHidden/>
     <w:unhideWhenUsed/>
     <w:rsid w:val="006c47d8"/>
-    <w:rPr/>
     <w:tblPr>
       <w:tblBorders>
         <w:top w:val="single" w:color="000000" w:sz="12" w:space="0"/>
@@ -24634,7 +24595,6 @@
       </w:tcPr>
     </w:tblStylePr>
     <w:tblStylePr w:type="lastRow">
-      <w:rPr/>
       <w:tblPr/>
       <w:tcPr>
         <w:tcBorders>
@@ -24689,7 +24649,6 @@
     <w:semiHidden/>
     <w:unhideWhenUsed/>
     <w:rsid w:val="006c47d8"/>
-    <w:rPr/>
     <w:tblPr>
       <w:tblBorders>
         <w:top w:val="single" w:color="000000" w:sz="12" w:space="0"/>
@@ -24700,7 +24659,6 @@
       <w:shd w:val="clear" w:color="auto" w:fill="auto"/>
     </w:tcPr>
     <w:tblStylePr w:type="firstRow">
-      <w:rPr/>
       <w:tblPr/>
       <w:tcPr>
         <w:tcBorders>
@@ -24759,7 +24717,6 @@
       </w:tcPr>
     </w:tblStylePr>
     <w:tblStylePr w:type="swCell">
-      <w:rPr/>
       <w:tblPr/>
       <w:tcPr>
         <w:tcBorders>
@@ -24776,7 +24733,6 @@
     <w:semiHidden/>
     <w:unhideWhenUsed/>
     <w:rsid w:val="006c47d8"/>
-    <w:rPr/>
     <w:tblPr>
       <w:tblBorders>
         <w:top w:val="single" w:color="000000" w:sz="12" w:space="0"/>
@@ -24805,7 +24761,6 @@
       </w:tcPr>
     </w:tblStylePr>
     <w:tblStylePr w:type="lastRow">
-      <w:rPr/>
       <w:tblPr/>
       <w:tcPr>
         <w:tcBorders>
@@ -24837,7 +24792,6 @@
     <w:semiHidden/>
     <w:unhideWhenUsed/>
     <w:rsid w:val="006c47d8"/>
-    <w:rPr/>
     <w:tblPr>
       <w:tblBorders>
         <w:top w:val="single" w:color="000000" w:sz="12" w:space="0"/>
@@ -24866,7 +24820,6 @@
       </w:tcPr>
     </w:tblStylePr>
     <w:tblStylePr w:type="lastRow">
-      <w:rPr/>
       <w:tblPr/>
       <w:tcPr>
         <w:tcBorders>
@@ -24904,7 +24857,6 @@
       </w:tcPr>
     </w:tblStylePr>
     <w:tblStylePr w:type="swCell">
-      <w:rPr/>
       <w:tblPr/>
       <w:tcPr>
         <w:tcBorders>
@@ -24921,7 +24873,6 @@
     <w:semiHidden/>
     <w:unhideWhenUsed/>
     <w:rsid w:val="006c47d8"/>
-    <w:rPr/>
     <w:tblPr>
       <w:tblBorders>
         <w:top w:val="single" w:color="008080" w:sz="12" w:space="0"/>
@@ -24996,7 +24947,6 @@
     <w:semiHidden/>
     <w:unhideWhenUsed/>
     <w:rsid w:val="006c47d8"/>
-    <w:rPr/>
     <w:tblPr>
       <w:tblBorders>
         <w:bottom w:val="single" w:color="000000" w:sz="12" w:space="0"/>
@@ -25067,7 +25017,6 @@
     <w:semiHidden/>
     <w:unhideWhenUsed/>
     <w:rsid w:val="006c47d8"/>
-    <w:rPr/>
     <w:tblPr>
       <w:tblBorders>
         <w:top w:val="single" w:color="000000" w:sz="18" w:space="0"/>
@@ -25192,14 +25141,12 @@
       </w:tcPr>
     </w:tblStylePr>
     <w:tblStylePr w:type="band1Vert">
-      <w:rPr/>
       <w:tblPr/>
       <w:tcPr>
         <w:shd w:val="pct25" w:color="000000" w:fill="FFFFFF"/>
       </w:tcPr>
     </w:tblStylePr>
     <w:tblStylePr w:type="band2Vert">
-      <w:rPr/>
       <w:tblPr/>
       <w:tcPr>
         <w:shd w:val="pct25" w:color="FFFF00" w:fill="FFFFFF"/>
@@ -25247,7 +25194,6 @@
       <w:tblStyleColBandSize w:val="1"/>
     </w:tblPr>
     <w:tblStylePr w:type="firstRow">
-      <w:rPr/>
       <w:tblPr/>
       <w:tcPr>
         <w:tcBorders>
@@ -25297,14 +25243,12 @@
       </w:tcPr>
     </w:tblStylePr>
     <w:tblStylePr w:type="band1Vert">
-      <w:rPr/>
       <w:tblPr/>
       <w:tcPr>
         <w:shd w:val="pct30" w:color="000000" w:fill="FFFFFF"/>
       </w:tcPr>
     </w:tblStylePr>
     <w:tblStylePr w:type="band2Vert">
-      <w:rPr/>
       <w:tblPr/>
       <w:tcPr>
         <w:shd w:val="pct25" w:color="00FF00" w:fill="FFFFFF"/>
@@ -25359,7 +25303,6 @@
       </w:tblBorders>
     </w:tblPr>
     <w:tblStylePr w:type="firstRow">
-      <w:rPr/>
       <w:tblPr/>
       <w:tcPr>
         <w:tcBorders>
@@ -25410,14 +25353,12 @@
       </w:tcPr>
     </w:tblStylePr>
     <w:tblStylePr w:type="band1Vert">
-      <w:rPr/>
       <w:tblPr/>
       <w:tcPr>
         <w:shd w:val="solid" w:color="C0C0C0" w:fill="FFFFFF"/>
       </w:tcPr>
     </w:tblStylePr>
     <w:tblStylePr w:type="band2Vert">
-      <w:rPr/>
       <w:tblPr/>
       <w:tcPr>
         <w:shd w:val="pct10" w:color="000000" w:fill="FFFFFF"/>
@@ -25444,12 +25385,10 @@
     <w:semiHidden/>
     <w:unhideWhenUsed/>
     <w:rsid w:val="006c47d8"/>
-    <w:rPr/>
     <w:tblPr>
       <w:tblStyleColBandSize w:val="1"/>
     </w:tblPr>
     <w:tblStylePr w:type="firstRow">
-      <w:rPr/>
       <w:tblPr/>
       <w:tcPr>
         <w:tcBorders>
@@ -25486,14 +25425,12 @@
       </w:tcPr>
     </w:tblStylePr>
     <w:tblStylePr w:type="band1Vert">
-      <w:rPr/>
       <w:tblPr/>
       <w:tcPr>
         <w:shd w:val="pct50" w:color="008080" w:fill="FFFFFF"/>
       </w:tcPr>
     </w:tblStylePr>
     <w:tblStylePr w:type="band2Vert">
-      <w:rPr/>
       <w:tblPr/>
       <w:tcPr>
         <w:shd w:val="pct10" w:color="000000" w:fill="FFFFFF"/>
@@ -25507,7 +25444,6 @@
     <w:semiHidden/>
     <w:unhideWhenUsed/>
     <w:rsid w:val="006c47d8"/>
-    <w:rPr/>
     <w:tblPr>
       <w:tblStyleColBandSize w:val="1"/>
       <w:tblBorders>
@@ -25574,14 +25510,12 @@
       </w:tcPr>
     </w:tblStylePr>
     <w:tblStylePr w:type="band1Vert">
-      <w:rPr/>
       <w:tblPr/>
       <w:tcPr>
         <w:shd w:val="solid" w:color="C0C0C0" w:fill="FFFFFF"/>
       </w:tcPr>
     </w:tblStylePr>
     <w:tblStylePr w:type="band2Vert">
-      <w:rPr/>
       <w:tblPr/>
     </w:tblStylePr>
   </w:style>
@@ -25614,7 +25548,6 @@
       </w:tcPr>
     </w:tblStylePr>
     <w:tblStylePr w:type="band1Horz">
-      <w:rPr/>
       <w:tblPr/>
       <w:tcPr>
         <w:tcBorders>
@@ -25625,7 +25558,6 @@
       </w:tcPr>
     </w:tblStylePr>
     <w:tblStylePr w:type="band2Horz">
-      <w:rPr/>
       <w:tblPr/>
       <w:tcPr>
         <w:tcBorders>
@@ -25643,7 +25575,6 @@
     <w:semiHidden/>
     <w:unhideWhenUsed/>
     <w:rsid w:val="006c47d8"/>
-    <w:rPr/>
     <w:tblPr>
       <w:tblBorders>
         <w:top w:val="double" w:color="000000" w:sz="6" w:space="0"/>
@@ -25677,7 +25608,6 @@
     <w:semiHidden/>
     <w:unhideWhenUsed/>
     <w:rsid w:val="006c47d8"/>
-    <w:rPr/>
     <w:tblPr>
       <w:tblBorders>
         <w:top w:val="single" w:color="000000" w:sz="6" w:space="0"/>
@@ -25723,7 +25653,6 @@
     <w:semiHidden/>
     <w:unhideWhenUsed/>
     <w:rsid w:val="006c47d8"/>
-    <w:rPr/>
     <w:tblPr>
       <w:tblBorders>
         <w:insideH w:val="single" w:color="000000" w:sz="6" w:space="0"/>
@@ -25794,7 +25723,6 @@
     <w:semiHidden/>
     <w:unhideWhenUsed/>
     <w:rsid w:val="006c47d8"/>
-    <w:rPr/>
     <w:tblPr>
       <w:tblBorders>
         <w:top w:val="single" w:color="000000" w:sz="6" w:space="0"/>
@@ -25852,7 +25780,6 @@
     <w:semiHidden/>
     <w:unhideWhenUsed/>
     <w:rsid w:val="006c47d8"/>
-    <w:rPr/>
     <w:tblPr>
       <w:tblBorders>
         <w:left w:val="single" w:color="000000" w:sz="12" w:space="0"/>
@@ -25865,7 +25792,6 @@
       <w:shd w:val="clear" w:color="auto" w:fill="auto"/>
     </w:tcPr>
     <w:tblStylePr w:type="firstRow">
-      <w:rPr/>
       <w:tblPr/>
       <w:tcPr>
         <w:tcBorders>
@@ -25912,7 +25838,6 @@
     <w:semiHidden/>
     <w:unhideWhenUsed/>
     <w:rsid w:val="006c47d8"/>
-    <w:rPr/>
     <w:tblPr>
       <w:tblBorders>
         <w:top w:val="single" w:color="000000" w:sz="12" w:space="0"/>
@@ -25979,7 +25904,6 @@
     <w:semiHidden/>
     <w:unhideWhenUsed/>
     <w:rsid w:val="006c47d8"/>
-    <w:rPr/>
     <w:tblPr>
       <w:tblBorders>
         <w:top w:val="single" w:color="000000" w:sz="12" w:space="0"/>
@@ -26007,7 +25931,6 @@
       </w:tcPr>
     </w:tblStylePr>
     <w:tblStylePr w:type="lastRow">
-      <w:rPr/>
       <w:tblPr/>
       <w:tcPr>
         <w:tcBorders>
@@ -26135,7 +26058,6 @@
     <w:semiHidden/>
     <w:unhideWhenUsed/>
     <w:rsid w:val="006c47d8"/>
-    <w:rPr/>
     <w:tblPr>
       <w:tblBorders>
         <w:top w:val="single" w:color="000080" w:sz="6" w:space="0"/>
@@ -26249,7 +26171,6 @@
       </w:tcPr>
     </w:tblStylePr>
     <w:tblStylePr w:type="band1Horz">
-      <w:rPr/>
       <w:tblPr/>
       <w:tcPr>
         <w:tcBorders>
@@ -26260,7 +26181,6 @@
       </w:tcPr>
     </w:tblStylePr>
     <w:tblStylePr w:type="band2Horz">
-      <w:rPr/>
       <w:tblPr/>
       <w:tcPr>
         <w:tcBorders>
@@ -26322,7 +26242,6 @@
       </w:tcPr>
     </w:tblStylePr>
     <w:tblStylePr w:type="band1Horz">
-      <w:rPr/>
       <w:tblPr/>
       <w:tcPr>
         <w:tcBorders>
@@ -26333,7 +26252,6 @@
       </w:tcPr>
     </w:tblStylePr>
     <w:tblStylePr w:type="band2Horz">
-      <w:rPr/>
       <w:tblPr/>
       <w:tcPr>
         <w:tcBorders>
@@ -26363,7 +26281,6 @@
     <w:semiHidden/>
     <w:unhideWhenUsed/>
     <w:rsid w:val="006c47d8"/>
-    <w:rPr/>
     <w:tblPr>
       <w:tblBorders>
         <w:top w:val="single" w:color="000000" w:sz="12" w:space="0"/>
@@ -26418,7 +26335,6 @@
     <w:semiHidden/>
     <w:unhideWhenUsed/>
     <w:rsid w:val="006c47d8"/>
-    <w:rPr/>
     <w:tblPr>
       <w:tblBorders>
         <w:top w:val="single" w:color="000000" w:sz="12" w:space="0"/>
@@ -26454,7 +26370,6 @@
     <w:semiHidden/>
     <w:unhideWhenUsed/>
     <w:rsid w:val="006c47d8"/>
-    <w:rPr/>
     <w:tblPr>
       <w:tblBorders>
         <w:top w:val="single" w:color="000000" w:sz="6" w:space="0"/>
@@ -26502,7 +26417,6 @@
     <w:semiHidden/>
     <w:unhideWhenUsed/>
     <w:rsid w:val="006c47d8"/>
-    <w:rPr/>
     <w:tblPr>
       <w:tblStyleRowBandSize w:val="1"/>
       <w:tblBorders>
@@ -26627,7 +26541,6 @@
       </w:tcPr>
     </w:tblStylePr>
     <w:tblStylePr w:type="band1Horz">
-      <w:rPr/>
       <w:tblPr/>
       <w:tcPr>
         <w:tcBorders>
@@ -26722,7 +26635,6 @@
       </w:tcPr>
     </w:tblStylePr>
     <w:tblStylePr w:type="band1Horz">
-      <w:rPr/>
       <w:tblPr/>
       <w:tcPr>
         <w:tcBorders>
@@ -26750,7 +26662,6 @@
     <w:semiHidden/>
     <w:unhideWhenUsed/>
     <w:rsid w:val="006c47d8"/>
-    <w:rPr/>
     <w:tblPr>
       <w:tblBorders>
         <w:top w:val="single" w:color="000000" w:sz="6" w:space="0"/>
@@ -26786,7 +26697,6 @@
     <w:semiHidden/>
     <w:unhideWhenUsed/>
     <w:rsid w:val="006c47d8"/>
-    <w:rPr/>
     <w:tblPr>
       <w:tblBorders>
         <w:top w:val="single" w:color="008000" w:sz="12" w:space="0"/>
@@ -26916,7 +26826,6 @@
     <w:semiHidden/>
     <w:unhideWhenUsed/>
     <w:rsid w:val="006c47d8"/>
-    <w:rPr/>
     <w:tblPr>
       <w:tblBorders>
         <w:top w:val="single" w:color="000000" w:sz="12" w:space="0"/>
@@ -27140,7 +27049,6 @@
     <w:semiHidden/>
     <w:unhideWhenUsed/>
     <w:rsid w:val="006c47d8"/>
-    <w:rPr/>
     <w:tblPr>
       <w:tblBorders>
         <w:top w:val="outset" w:color="auto" w:sz="6" w:space="0"/>
@@ -27155,7 +27063,6 @@
       <w:shd w:val="clear" w:color="auto" w:fill="auto"/>
     </w:tcPr>
     <w:tblStylePr w:type="firstRow">
-      <w:rPr/>
       <w:tblPr/>
       <w:tcPr>
         <w:tcBorders>
@@ -27172,7 +27079,6 @@
     <w:semiHidden/>
     <w:unhideWhenUsed/>
     <w:rsid w:val="006c47d8"/>
-    <w:rPr/>
     <w:tblPr>
       <w:tblBorders>
         <w:top w:val="inset" w:color="auto" w:sz="6" w:space="0"/>
@@ -27187,7 +27093,6 @@
       <w:shd w:val="clear" w:color="auto" w:fill="auto"/>
     </w:tcPr>
     <w:tblStylePr w:type="firstRow">
-      <w:rPr/>
       <w:tblPr/>
       <w:tcPr>
         <w:tcBorders>
@@ -27204,7 +27109,6 @@
     <w:semiHidden/>
     <w:unhideWhenUsed/>
     <w:rsid w:val="006c47d8"/>
-    <w:rPr/>
     <w:tblPr>
       <w:tblBorders>
         <w:top w:val="outset" w:color="auto" w:sz="24" w:space="0"/>
@@ -27219,7 +27123,6 @@
       <w:shd w:val="clear" w:color="auto" w:fill="auto"/>
     </w:tcPr>
     <w:tblStylePr w:type="firstRow">
-      <w:rPr/>
       <w:tblPr/>
       <w:tcPr>
         <w:tcBorders>
